--- a/report/EventX_UROP_Report.docx
+++ b/report/EventX_UROP_Report.docx
@@ -1228,7 +1228,7 @@
           <w:szCs w:val="24"/>
           <w:rFonts w:ascii="Times New Roman" w:cs="Times New Roman" w:eastAsia="Times New Roman" w:hAnsi="Times New Roman"/>
         </w:rPr>
-        <w:t xml:space="preserve">4.3 Richer news features (V4) and diagnostics (V5, V6)</w:t>
+        <w:t xml:space="preserve">4.3 How large a news effect is ruled out</w:t>
       </w:r>
       <w:r>
         <w:rPr>
@@ -1237,6 +1237,33 @@
           <w:rFonts w:ascii="Times New Roman" w:cs="Times New Roman" w:eastAsia="Times New Roman" w:hAnsi="Times New Roman"/>
         </w:rPr>
         <w:t xml:space="preserve">	8</w:t>
+      </w:r>
+    </w:p>
+    <w:p>
+      <w:pPr>
+        <w:tabs>
+          <w:tab w:val="right" w:pos="9026" w:leader="dot"/>
+        </w:tabs>
+        <w:spacing w:line="300" w:after="20" w:before="0"/>
+        <w:ind w:left="480"/>
+      </w:pPr>
+      <w:r>
+        <w:rPr>
+          <w:b w:val="false"/>
+          <w:bCs w:val="false"/>
+          <w:sz w:val="24"/>
+          <w:szCs w:val="24"/>
+          <w:rFonts w:ascii="Times New Roman" w:cs="Times New Roman" w:eastAsia="Times New Roman" w:hAnsi="Times New Roman"/>
+        </w:rPr>
+        <w:t xml:space="preserve">4.4 Richer news features (V4) and diagnostics (V5, V6)</w:t>
+      </w:r>
+      <w:r>
+        <w:rPr>
+          <w:sz w:val="24"/>
+          <w:szCs w:val="24"/>
+          <w:rFonts w:ascii="Times New Roman" w:cs="Times New Roman" w:eastAsia="Times New Roman" w:hAnsi="Times New Roman"/>
+        </w:rPr>
+        <w:t xml:space="preserve">	9</w:t>
       </w:r>
     </w:p>
     <w:p>
@@ -1263,7 +1290,7 @@
           <w:szCs w:val="24"/>
           <w:rFonts w:ascii="Times New Roman" w:cs="Times New Roman" w:eastAsia="Times New Roman" w:hAnsi="Times New Roman"/>
         </w:rPr>
-        <w:t xml:space="preserve">	9</w:t>
+        <w:t xml:space="preserve">	10</w:t>
       </w:r>
     </w:p>
     <w:p>
@@ -1290,7 +1317,7 @@
           <w:szCs w:val="24"/>
           <w:rFonts w:ascii="Times New Roman" w:cs="Times New Roman" w:eastAsia="Times New Roman" w:hAnsi="Times New Roman"/>
         </w:rPr>
-        <w:t xml:space="preserve">	9</w:t>
+        <w:t xml:space="preserve">	10</w:t>
       </w:r>
     </w:p>
     <w:p>
@@ -1317,7 +1344,7 @@
           <w:szCs w:val="24"/>
           <w:rFonts w:ascii="Times New Roman" w:cs="Times New Roman" w:eastAsia="Times New Roman" w:hAnsi="Times New Roman"/>
         </w:rPr>
-        <w:t xml:space="preserve">	9</w:t>
+        <w:t xml:space="preserve">	10</w:t>
       </w:r>
     </w:p>
     <w:p>
@@ -1344,7 +1371,7 @@
           <w:szCs w:val="24"/>
           <w:rFonts w:ascii="Times New Roman" w:cs="Times New Roman" w:eastAsia="Times New Roman" w:hAnsi="Times New Roman"/>
         </w:rPr>
-        <w:t xml:space="preserve">	9</w:t>
+        <w:t xml:space="preserve">	10</w:t>
       </w:r>
     </w:p>
     <w:p>
@@ -1371,7 +1398,7 @@
           <w:szCs w:val="24"/>
           <w:rFonts w:ascii="Times New Roman" w:cs="Times New Roman" w:eastAsia="Times New Roman" w:hAnsi="Times New Roman"/>
         </w:rPr>
-        <w:t xml:space="preserve">	10</w:t>
+        <w:t xml:space="preserve">	11</w:t>
       </w:r>
     </w:p>
     <w:p>
@@ -1398,7 +1425,7 @@
           <w:szCs w:val="24"/>
           <w:rFonts w:ascii="Times New Roman" w:cs="Times New Roman" w:eastAsia="Times New Roman" w:hAnsi="Times New Roman"/>
         </w:rPr>
-        <w:t xml:space="preserve">	10</w:t>
+        <w:t xml:space="preserve">	11</w:t>
       </w:r>
     </w:p>
     <w:p>
@@ -1425,7 +1452,7 @@
           <w:szCs w:val="24"/>
           <w:rFonts w:ascii="Times New Roman" w:cs="Times New Roman" w:eastAsia="Times New Roman" w:hAnsi="Times New Roman"/>
         </w:rPr>
-        <w:t xml:space="preserve">	11</w:t>
+        <w:t xml:space="preserve">	12</w:t>
       </w:r>
     </w:p>
     <w:p>
@@ -1452,7 +1479,7 @@
           <w:szCs w:val="24"/>
           <w:rFonts w:ascii="Times New Roman" w:cs="Times New Roman" w:eastAsia="Times New Roman" w:hAnsi="Times New Roman"/>
         </w:rPr>
-        <w:t xml:space="preserve">	11</w:t>
+        <w:t xml:space="preserve">	12</w:t>
       </w:r>
     </w:p>
     <w:p>
@@ -1479,7 +1506,7 @@
           <w:szCs w:val="24"/>
           <w:rFonts w:ascii="Times New Roman" w:cs="Times New Roman" w:eastAsia="Times New Roman" w:hAnsi="Times New Roman"/>
         </w:rPr>
-        <w:t xml:space="preserve">	11</w:t>
+        <w:t xml:space="preserve">	12</w:t>
       </w:r>
     </w:p>
     <w:p>
@@ -1506,7 +1533,7 @@
           <w:szCs w:val="24"/>
           <w:rFonts w:ascii="Times New Roman" w:cs="Times New Roman" w:eastAsia="Times New Roman" w:hAnsi="Times New Roman"/>
         </w:rPr>
-        <w:t xml:space="preserve">	11</w:t>
+        <w:t xml:space="preserve">	12</w:t>
       </w:r>
     </w:p>
     <w:p>
@@ -1525,15 +1552,15 @@
           <w:szCs w:val="24"/>
           <w:rFonts w:ascii="Times New Roman" w:cs="Times New Roman" w:eastAsia="Times New Roman" w:hAnsi="Times New Roman"/>
         </w:rPr>
-        <w:t xml:space="preserve">6.4 Calibration and category breakdown</w:t>
-      </w:r>
-      <w:r>
-        <w:rPr>
-          <w:sz w:val="24"/>
-          <w:szCs w:val="24"/>
-          <w:rFonts w:ascii="Times New Roman" w:cs="Times New Roman" w:eastAsia="Times New Roman" w:hAnsi="Times New Roman"/>
-        </w:rPr>
-        <w:t xml:space="preserve">	12</w:t>
+        <w:t xml:space="preserve">6.4 Calibration, drivers and category breakdown</w:t>
+      </w:r>
+      <w:r>
+        <w:rPr>
+          <w:sz w:val="24"/>
+          <w:szCs w:val="24"/>
+          <w:rFonts w:ascii="Times New Roman" w:cs="Times New Roman" w:eastAsia="Times New Roman" w:hAnsi="Times New Roman"/>
+        </w:rPr>
+        <w:t xml:space="preserve">	13</w:t>
       </w:r>
     </w:p>
     <w:p>
@@ -1560,7 +1587,7 @@
           <w:szCs w:val="24"/>
           <w:rFonts w:ascii="Times New Roman" w:cs="Times New Roman" w:eastAsia="Times New Roman" w:hAnsi="Times New Roman"/>
         </w:rPr>
-        <w:t xml:space="preserve">	14</w:t>
+        <w:t xml:space="preserve">	17</w:t>
       </w:r>
     </w:p>
     <w:p>
@@ -1587,7 +1614,7 @@
           <w:szCs w:val="24"/>
           <w:rFonts w:ascii="Times New Roman" w:cs="Times New Roman" w:eastAsia="Times New Roman" w:hAnsi="Times New Roman"/>
         </w:rPr>
-        <w:t xml:space="preserve">	15</w:t>
+        <w:t xml:space="preserve">	18</w:t>
       </w:r>
     </w:p>
     <w:p>
@@ -1614,7 +1641,7 @@
           <w:szCs w:val="24"/>
           <w:rFonts w:ascii="Times New Roman" w:cs="Times New Roman" w:eastAsia="Times New Roman" w:hAnsi="Times New Roman"/>
         </w:rPr>
-        <w:t xml:space="preserve">	15</w:t>
+        <w:t xml:space="preserve">	18</w:t>
       </w:r>
     </w:p>
     <w:p>
@@ -1641,7 +1668,7 @@
           <w:szCs w:val="24"/>
           <w:rFonts w:ascii="Times New Roman" w:cs="Times New Roman" w:eastAsia="Times New Roman" w:hAnsi="Times New Roman"/>
         </w:rPr>
-        <w:t xml:space="preserve">	15</w:t>
+        <w:t xml:space="preserve">	18</w:t>
       </w:r>
     </w:p>
     <w:p>
@@ -1668,7 +1695,7 @@
           <w:szCs w:val="24"/>
           <w:rFonts w:ascii="Times New Roman" w:cs="Times New Roman" w:eastAsia="Times New Roman" w:hAnsi="Times New Roman"/>
         </w:rPr>
-        <w:t xml:space="preserve">	16</w:t>
+        <w:t xml:space="preserve">	19</w:t>
       </w:r>
     </w:p>
     <w:p>
@@ -1687,15 +1714,42 @@
           <w:szCs w:val="24"/>
           <w:rFonts w:ascii="Times New Roman" w:cs="Times New Roman" w:eastAsia="Times New Roman" w:hAnsi="Times New Roman"/>
         </w:rPr>
-        <w:t xml:space="preserve">7.4 Results</w:t>
-      </w:r>
-      <w:r>
-        <w:rPr>
-          <w:sz w:val="24"/>
-          <w:szCs w:val="24"/>
-          <w:rFonts w:ascii="Times New Roman" w:cs="Times New Roman" w:eastAsia="Times New Roman" w:hAnsi="Times New Roman"/>
-        </w:rPr>
-        <w:t xml:space="preserve">	16</w:t>
+        <w:t xml:space="preserve">7.4 Lessons for operating a prospective forecaster</w:t>
+      </w:r>
+      <w:r>
+        <w:rPr>
+          <w:sz w:val="24"/>
+          <w:szCs w:val="24"/>
+          <w:rFonts w:ascii="Times New Roman" w:cs="Times New Roman" w:eastAsia="Times New Roman" w:hAnsi="Times New Roman"/>
+        </w:rPr>
+        <w:t xml:space="preserve">	20</w:t>
+      </w:r>
+    </w:p>
+    <w:p>
+      <w:pPr>
+        <w:tabs>
+          <w:tab w:val="right" w:pos="9026" w:leader="dot"/>
+        </w:tabs>
+        <w:spacing w:line="300" w:after="20" w:before="0"/>
+        <w:ind w:left="480"/>
+      </w:pPr>
+      <w:r>
+        <w:rPr>
+          <w:b w:val="false"/>
+          <w:bCs w:val="false"/>
+          <w:sz w:val="24"/>
+          <w:szCs w:val="24"/>
+          <w:rFonts w:ascii="Times New Roman" w:cs="Times New Roman" w:eastAsia="Times New Roman" w:hAnsi="Times New Roman"/>
+        </w:rPr>
+        <w:t xml:space="preserve">7.5 Results</w:t>
+      </w:r>
+      <w:r>
+        <w:rPr>
+          <w:sz w:val="24"/>
+          <w:szCs w:val="24"/>
+          <w:rFonts w:ascii="Times New Roman" w:cs="Times New Roman" w:eastAsia="Times New Roman" w:hAnsi="Times New Roman"/>
+        </w:rPr>
+        <w:t xml:space="preserve">	20</w:t>
       </w:r>
     </w:p>
     <w:p>
@@ -1722,7 +1776,7 @@
           <w:szCs w:val="24"/>
           <w:rFonts w:ascii="Times New Roman" w:cs="Times New Roman" w:eastAsia="Times New Roman" w:hAnsi="Times New Roman"/>
         </w:rPr>
-        <w:t xml:space="preserve">	17</w:t>
+        <w:t xml:space="preserve">	21</w:t>
       </w:r>
     </w:p>
     <w:p>
@@ -1749,7 +1803,7 @@
           <w:szCs w:val="24"/>
           <w:rFonts w:ascii="Times New Roman" w:cs="Times New Roman" w:eastAsia="Times New Roman" w:hAnsi="Times New Roman"/>
         </w:rPr>
-        <w:t xml:space="preserve">	17</w:t>
+        <w:t xml:space="preserve">	21</w:t>
       </w:r>
     </w:p>
     <w:p>
@@ -1776,7 +1830,7 @@
           <w:szCs w:val="24"/>
           <w:rFonts w:ascii="Times New Roman" w:cs="Times New Roman" w:eastAsia="Times New Roman" w:hAnsi="Times New Roman"/>
         </w:rPr>
-        <w:t xml:space="preserve">	17</w:t>
+        <w:t xml:space="preserve">	21</w:t>
       </w:r>
     </w:p>
     <w:p>
@@ -1803,7 +1857,7 @@
           <w:szCs w:val="24"/>
           <w:rFonts w:ascii="Times New Roman" w:cs="Times New Roman" w:eastAsia="Times New Roman" w:hAnsi="Times New Roman"/>
         </w:rPr>
-        <w:t xml:space="preserve">	18</w:t>
+        <w:t xml:space="preserve">	22</w:t>
       </w:r>
     </w:p>
     <w:p>
@@ -1830,7 +1884,7 @@
           <w:szCs w:val="24"/>
           <w:rFonts w:ascii="Times New Roman" w:cs="Times New Roman" w:eastAsia="Times New Roman" w:hAnsi="Times New Roman"/>
         </w:rPr>
-        <w:t xml:space="preserve">	18</w:t>
+        <w:t xml:space="preserve">	22</w:t>
       </w:r>
     </w:p>
     <w:p>
@@ -1857,7 +1911,7 @@
           <w:szCs w:val="24"/>
           <w:rFonts w:ascii="Times New Roman" w:cs="Times New Roman" w:eastAsia="Times New Roman" w:hAnsi="Times New Roman"/>
         </w:rPr>
-        <w:t xml:space="preserve">	18</w:t>
+        <w:t xml:space="preserve">	22</w:t>
       </w:r>
     </w:p>
     <w:p>
@@ -1884,7 +1938,7 @@
           <w:szCs w:val="24"/>
           <w:rFonts w:ascii="Times New Roman" w:cs="Times New Roman" w:eastAsia="Times New Roman" w:hAnsi="Times New Roman"/>
         </w:rPr>
-        <w:t xml:space="preserve">	18</w:t>
+        <w:t xml:space="preserve">	22</w:t>
       </w:r>
     </w:p>
     <w:p>
@@ -1911,7 +1965,7 @@
           <w:szCs w:val="24"/>
           <w:rFonts w:ascii="Times New Roman" w:cs="Times New Roman" w:eastAsia="Times New Roman" w:hAnsi="Times New Roman"/>
         </w:rPr>
-        <w:t xml:space="preserve">	19</w:t>
+        <w:t xml:space="preserve">	23</w:t>
       </w:r>
     </w:p>
     <w:p>
@@ -2023,7 +2077,7 @@
           <w:szCs w:val="24"/>
           <w:rFonts w:ascii="Times New Roman" w:cs="Times New Roman" w:eastAsia="Times New Roman" w:hAnsi="Times New Roman"/>
         </w:rPr>
-        <w:t xml:space="preserve">Figure 1. Log-loss gain of the frozen booster over logistic regression on the two unopened June blocks, with 95% contract-clustered bootstrap intervals. Contributing contracts are given in parentheses.</w:t>
+        <w:t xml:space="preserve">Figure 1. Observed news effect on Brier score with its 95% market-clustered interval, against the effect sizes registered before labels were read and their simulated probabilities of passing all five gates.</w:t>
       </w:r>
     </w:p>
     <w:p>
@@ -2036,7 +2090,7 @@
           <w:szCs w:val="24"/>
           <w:rFonts w:ascii="Times New Roman" w:cs="Times New Roman" w:eastAsia="Times New Roman" w:hAnsi="Times New Roman"/>
         </w:rPr>
-        <w:t xml:space="preserve">Figure 2. Reliability diagram for the booster and logistic regression on 8–14 June (decile bins of forecast probability).</w:t>
+        <w:t xml:space="preserve">Figure 2. Log-loss gain of the frozen booster over logistic regression on the two unopened June blocks, with 95% contract-clustered bootstrap intervals. Contributing contracts are given in parentheses.</w:t>
       </w:r>
     </w:p>
     <w:p>
@@ -2049,7 +2103,46 @@
           <w:szCs w:val="24"/>
           <w:rFonts w:ascii="Times New Roman" w:cs="Times New Roman" w:eastAsia="Times New Roman" w:hAnsi="Times New Roman"/>
         </w:rPr>
-        <w:t xml:space="preserve">Figure 3. Booster log-loss reduction by market category in each June block. Point labels give the number of contracts.</w:t>
+        <w:t xml:space="preserve">Figure 3. Reliability diagram for the booster and logistic regression on 8–14 June (decile bins of forecast probability).</w:t>
+      </w:r>
+    </w:p>
+    <w:p>
+      <w:pPr>
+        <w:spacing w:line="360" w:after="60"/>
+      </w:pPr>
+      <w:r>
+        <w:rPr>
+          <w:sz w:val="24"/>
+          <w:szCs w:val="24"/>
+          <w:rFonts w:ascii="Times New Roman" w:cs="Times New Roman" w:eastAsia="Times New Roman" w:hAnsi="Times New Roman"/>
+        </w:rPr>
+        <w:t xml:space="preserve">Figure 4. Reliability diagram on 1–7 June, development cohort (decile bins), with equal-frequency expected calibration error.</w:t>
+      </w:r>
+    </w:p>
+    <w:p>
+      <w:pPr>
+        <w:spacing w:line="360" w:after="60"/>
+      </w:pPr>
+      <w:r>
+        <w:rPr>
+          <w:sz w:val="24"/>
+          <w:szCs w:val="24"/>
+          <w:rFonts w:ascii="Times New Roman" w:cs="Times New Roman" w:eastAsia="Times New Roman" w:hAnsi="Times New Roman"/>
+        </w:rPr>
+        <w:t xml:space="preserve">Figure 5. Permutation importance of feature groups for the frozen booster on 1–7 June (16,453 forecasts). Labels give each increase as a share of the booster’s log-loss gap over logistic regression.</w:t>
+      </w:r>
+    </w:p>
+    <w:p>
+      <w:pPr>
+        <w:spacing w:line="360" w:after="60"/>
+      </w:pPr>
+      <w:r>
+        <w:rPr>
+          <w:sz w:val="24"/>
+          <w:szCs w:val="24"/>
+          <w:rFonts w:ascii="Times New Roman" w:cs="Times New Roman" w:eastAsia="Times New Roman" w:hAnsi="Times New Roman"/>
+        </w:rPr>
+        <w:t xml:space="preserve">Figure 6. Booster log-loss reduction by market category in each June block. Point labels give the number of contracts.</w:t>
       </w:r>
     </w:p>
     <w:p>
@@ -2093,7 +2186,7 @@
           <w:szCs w:val="24"/>
           <w:rFonts w:ascii="Times New Roman" w:cs="Times New Roman" w:eastAsia="Times New Roman" w:hAnsi="Times New Roman"/>
         </w:rPr>
-        <w:t xml:space="preserve">Table 2. Matched results, 1–7 June, development cohort (18 contributing contracts, 16,453 known outcomes, 2,068 positives). Lower log loss and Brier are better.</w:t>
+        <w:t xml:space="preserve">Table 2. Market-clustered bootstrap of the news increment (B1 − B0) on 1,460,454 development out-of-fold rows; positive values would favour news.</w:t>
       </w:r>
     </w:p>
     <w:p>
@@ -2106,7 +2199,7 @@
           <w:szCs w:val="24"/>
           <w:rFonts w:ascii="Times New Roman" w:cs="Times New Roman" w:eastAsia="Times New Roman" w:hAnsi="Times New Roman"/>
         </w:rPr>
-        <w:t xml:space="preserve">Table 3. Matched results, 8–14 June, never-used contracts (35 contributing contracts, 35,218 known outcomes, 8,830 positives).</w:t>
+        <w:t xml:space="preserve">Table 3. Matched results, 1–7 June, development cohort (18 contributing contracts, 16,453 known outcomes, 2,068 positives). Lower log loss and Brier are better.</w:t>
       </w:r>
     </w:p>
     <w:p>
@@ -2119,7 +2212,7 @@
           <w:szCs w:val="24"/>
           <w:rFonts w:ascii="Times New Roman" w:cs="Times New Roman" w:eastAsia="Times New Roman" w:hAnsi="Times New Roman"/>
         </w:rPr>
-        <w:t xml:space="preserve">Table 4. Booster log-loss reduction against activity logistic regression by category (descriptive, post hoc keyword rule).</w:t>
+        <w:t xml:space="preserve">Table 4. Matched results, 8–14 June, never-used contracts (35 contributing contracts, 35,218 known outcomes, 8,830 positives).</w:t>
       </w:r>
     </w:p>
     <w:p>
@@ -2132,7 +2225,7 @@
           <w:szCs w:val="24"/>
           <w:rFonts w:ascii="Times New Roman" w:cs="Times New Roman" w:eastAsia="Times New Roman" w:hAnsi="Times New Roman"/>
         </w:rPr>
-        <w:t xml:space="preserve">Table 5. The 18 features of row_hgb7. Features marked * are also used by the 14-feature V03 live model.</w:t>
+        <w:t xml:space="preserve">Table 5. Booster log-loss reduction against activity logistic regression by category (descriptive, post hoc keyword rule).</w:t>
       </w:r>
     </w:p>
     <w:p>
@@ -2145,7 +2238,7 @@
           <w:szCs w:val="24"/>
           <w:rFonts w:ascii="Times New Roman" w:cs="Times New Roman" w:eastAsia="Times New Roman" w:hAnsi="Times New Roman"/>
         </w:rPr>
-        <w:t xml:space="preserve">Table 6. Deviations, failures and superseded versions, in chronological order.</w:t>
+        <w:t xml:space="preserve">Table 6. Operational incidents and lessons.</w:t>
       </w:r>
     </w:p>
     <w:p>
@@ -2158,7 +2251,33 @@
           <w:szCs w:val="24"/>
           <w:rFonts w:ascii="Times New Roman" w:cs="Times New Roman" w:eastAsia="Times New Roman" w:hAnsi="Times New Roman"/>
         </w:rPr>
-        <w:t xml:space="preserve">Table 7. Principal scripts and outputs.</w:t>
+        <w:t xml:space="preserve">Table 7. The 18 features of row_hgb7. Features marked * are also used by the 14-feature V03 live model.</w:t>
+      </w:r>
+    </w:p>
+    <w:p>
+      <w:pPr>
+        <w:spacing w:line="360" w:after="60"/>
+      </w:pPr>
+      <w:r>
+        <w:rPr>
+          <w:sz w:val="24"/>
+          <w:szCs w:val="24"/>
+          <w:rFonts w:ascii="Times New Roman" w:cs="Times New Roman" w:eastAsia="Times New Roman" w:hAnsi="Times New Roman"/>
+        </w:rPr>
+        <w:t xml:space="preserve">Table 8. Deviations, failures and superseded versions, in chronological order.</w:t>
+      </w:r>
+    </w:p>
+    <w:p>
+      <w:pPr>
+        <w:spacing w:line="360" w:after="60"/>
+      </w:pPr>
+      <w:r>
+        <w:rPr>
+          <w:sz w:val="24"/>
+          <w:szCs w:val="24"/>
+          <w:rFonts w:ascii="Times New Roman" w:cs="Times New Roman" w:eastAsia="Times New Roman" w:hAnsi="Times New Roman"/>
+        </w:rPr>
+        <w:t xml:space="preserve">Table 9. Principal scripts and outputs.</w:t>
       </w:r>
     </w:p>
     <w:p>
@@ -2389,7 +2508,7 @@
           <w:szCs w:val="24"/>
           <w:rFonts w:ascii="Times New Roman" w:cs="Times New Roman" w:eastAsia="Times New Roman" w:hAnsi="Times New Roman"/>
         </w:rPr>
-        <w:t xml:space="preserve">A frozen, preregistered historical test of news value over 4,651 markets, with a negative answer to RQ1. Under the frozen design, news counts made forecasts slightly worse (Chapter 4).</w:t>
+        <w:t xml:space="preserve">A frozen, preregistered historical test of news value over 4,651 markets, with a negative answer to RQ1. Under the frozen design, news counts made forecasts slightly worse, and a market-clustered bound rules out every positive effect size registered before labels were seen (Chapter 4).</w:t>
       </w:r>
     </w:p>
     <w:p>
@@ -3832,7 +3951,686 @@
           <w:szCs w:val="28"/>
           <w:rFonts w:ascii="Times New Roman" w:cs="Times New Roman" w:eastAsia="Times New Roman" w:hAnsi="Times New Roman"/>
         </w:rPr>
-        <w:t xml:space="preserve">4.3 Richer news features (V4) and diagnostics (V5, V6)</w:t>
+        <w:t xml:space="preserve">4.3 How large a news effect is ruled out</w:t>
+      </w:r>
+    </w:p>
+    <w:p>
+      <w:pPr>
+        <w:spacing w:line="360" w:after="120"/>
+        <w:jc w:val="both"/>
+      </w:pPr>
+      <w:r>
+        <w:rPr>
+          <w:sz w:val="24"/>
+          <w:szCs w:val="24"/>
+          <w:rFonts w:ascii="Times New Roman" w:cs="Times New Roman" w:eastAsia="Times New Roman" w:hAnsi="Times New Roman"/>
+        </w:rPr>
+        <w:t xml:space="preserve">A failed gate shows only that no gain was found. To say how large a gain the data still allow, the 4,651 markets were resampled (2,000 market-cluster bootstrap draws) over the frozen five-fold out-of-fold predictions. This is a post hoc, descriptive analysis of already-opened development data: the consumed holdout is not read, nothing is refit, and the point estimates reproduce the stored ones exactly.</w:t>
+      </w:r>
+    </w:p>
+    <w:p>
+      <w:pPr>
+        <w:keepNext/>
+        <w:spacing w:before="60" w:after="200"/>
+        <w:jc w:val="center"/>
+      </w:pPr>
+      <w:r>
+        <w:rPr>
+          <w:b/>
+          <w:bCs/>
+          <w:sz w:val="22"/>
+          <w:szCs w:val="22"/>
+          <w:rFonts w:ascii="Times New Roman" w:cs="Times New Roman" w:eastAsia="Times New Roman" w:hAnsi="Times New Roman"/>
+        </w:rPr>
+        <w:t xml:space="preserve">Table 2. </w:t>
+      </w:r>
+      <w:r>
+        <w:rPr>
+          <w:sz w:val="22"/>
+          <w:szCs w:val="22"/>
+          <w:rFonts w:ascii="Times New Roman" w:cs="Times New Roman" w:eastAsia="Times New Roman" w:hAnsi="Times New Roman"/>
+        </w:rPr>
+        <w:t xml:space="preserve">Market-clustered bootstrap of the news increment (B1 − B0) on 1,460,454 development out-of-fold rows; positive values would favour news.</w:t>
+      </w:r>
+    </w:p>
+    <w:tbl>
+      <w:tblPr>
+        <w:tblW w:type="dxa" w:w="9026"/>
+        <w:tblBorders>
+          <w:top w:val="single" w:color="auto" w:sz="4"/>
+          <w:left w:val="single" w:color="auto" w:sz="4"/>
+          <w:bottom w:val="single" w:color="auto" w:sz="4"/>
+          <w:right w:val="single" w:color="auto" w:sz="4"/>
+          <w:insideH w:val="single" w:color="auto" w:sz="4"/>
+          <w:insideV w:val="single" w:color="auto" w:sz="4"/>
+        </w:tblBorders>
+      </w:tblPr>
+      <w:tblGrid>
+        <w:gridCol w:w="3069"/>
+        <w:gridCol w:w="1444"/>
+        <w:gridCol w:w="2527"/>
+        <w:gridCol w:w="1986"/>
+      </w:tblGrid>
+      <w:tr>
+        <w:trPr>
+          <w:tblHeader/>
+        </w:trPr>
+        <w:tc>
+          <w:tcPr>
+            <w:tcW w:type="dxa" w:w="3069"/>
+            <w:tcBorders>
+              <w:top w:val="single" w:color="999999" w:sz="4"/>
+              <w:left w:val="single" w:color="999999" w:sz="4"/>
+              <w:bottom w:val="single" w:color="999999" w:sz="4"/>
+              <w:right w:val="single" w:color="999999" w:sz="4"/>
+            </w:tcBorders>
+            <w:shd w:fill="E8E8E8" w:color="auto" w:val="clear"/>
+            <w:tcMar>
+              <w:top w:type="dxa" w:w="40"/>
+              <w:left w:type="dxa" w:w="80"/>
+              <w:bottom w:type="dxa" w:w="40"/>
+              <w:right w:type="dxa" w:w="80"/>
+            </w:tcMar>
+          </w:tcPr>
+          <w:p>
+            <w:pPr>
+              <w:jc w:val="left"/>
+            </w:pPr>
+            <w:r>
+              <w:rPr>
+                <w:b/>
+                <w:bCs/>
+                <w:sz w:val="20"/>
+                <w:szCs w:val="20"/>
+                <w:rFonts w:ascii="Times New Roman" w:cs="Times New Roman" w:eastAsia="Times New Roman" w:hAnsi="Times New Roman"/>
+              </w:rPr>
+              <w:t xml:space="preserve">Quantity</w:t>
+            </w:r>
+          </w:p>
+        </w:tc>
+        <w:tc>
+          <w:tcPr>
+            <w:tcW w:type="dxa" w:w="1444"/>
+            <w:tcBorders>
+              <w:top w:val="single" w:color="999999" w:sz="4"/>
+              <w:left w:val="single" w:color="999999" w:sz="4"/>
+              <w:bottom w:val="single" w:color="999999" w:sz="4"/>
+              <w:right w:val="single" w:color="999999" w:sz="4"/>
+            </w:tcBorders>
+            <w:shd w:fill="E8E8E8" w:color="auto" w:val="clear"/>
+            <w:tcMar>
+              <w:top w:type="dxa" w:w="40"/>
+              <w:left w:type="dxa" w:w="80"/>
+              <w:bottom w:type="dxa" w:w="40"/>
+              <w:right w:type="dxa" w:w="80"/>
+            </w:tcMar>
+          </w:tcPr>
+          <w:p>
+            <w:pPr>
+              <w:jc w:val="center"/>
+            </w:pPr>
+            <w:r>
+              <w:rPr>
+                <w:b/>
+                <w:bCs/>
+                <w:sz w:val="20"/>
+                <w:szCs w:val="20"/>
+                <w:rFonts w:ascii="Times New Roman" w:cs="Times New Roman" w:eastAsia="Times New Roman" w:hAnsi="Times New Roman"/>
+              </w:rPr>
+              <w:t xml:space="preserve">Point</w:t>
+            </w:r>
+          </w:p>
+        </w:tc>
+        <w:tc>
+          <w:tcPr>
+            <w:tcW w:type="dxa" w:w="2527"/>
+            <w:tcBorders>
+              <w:top w:val="single" w:color="999999" w:sz="4"/>
+              <w:left w:val="single" w:color="999999" w:sz="4"/>
+              <w:bottom w:val="single" w:color="999999" w:sz="4"/>
+              <w:right w:val="single" w:color="999999" w:sz="4"/>
+            </w:tcBorders>
+            <w:shd w:fill="E8E8E8" w:color="auto" w:val="clear"/>
+            <w:tcMar>
+              <w:top w:type="dxa" w:w="40"/>
+              <w:left w:type="dxa" w:w="80"/>
+              <w:bottom w:type="dxa" w:w="40"/>
+              <w:right w:type="dxa" w:w="80"/>
+            </w:tcMar>
+          </w:tcPr>
+          <w:p>
+            <w:pPr>
+              <w:jc w:val="center"/>
+            </w:pPr>
+            <w:r>
+              <w:rPr>
+                <w:b/>
+                <w:bCs/>
+                <w:sz w:val="20"/>
+                <w:szCs w:val="20"/>
+                <w:rFonts w:ascii="Times New Roman" w:cs="Times New Roman" w:eastAsia="Times New Roman" w:hAnsi="Times New Roman"/>
+              </w:rPr>
+              <w:t xml:space="preserve">95% interval</w:t>
+            </w:r>
+          </w:p>
+        </w:tc>
+        <w:tc>
+          <w:tcPr>
+            <w:tcW w:type="dxa" w:w="1986"/>
+            <w:tcBorders>
+              <w:top w:val="single" w:color="999999" w:sz="4"/>
+              <w:left w:val="single" w:color="999999" w:sz="4"/>
+              <w:bottom w:val="single" w:color="999999" w:sz="4"/>
+              <w:right w:val="single" w:color="999999" w:sz="4"/>
+            </w:tcBorders>
+            <w:shd w:fill="E8E8E8" w:color="auto" w:val="clear"/>
+            <w:tcMar>
+              <w:top w:type="dxa" w:w="40"/>
+              <w:left w:type="dxa" w:w="80"/>
+              <w:bottom w:type="dxa" w:w="40"/>
+              <w:right w:type="dxa" w:w="80"/>
+            </w:tcMar>
+          </w:tcPr>
+          <w:p>
+            <w:pPr>
+              <w:jc w:val="center"/>
+            </w:pPr>
+            <w:r>
+              <w:rPr>
+                <w:b/>
+                <w:bCs/>
+                <w:sz w:val="20"/>
+                <w:szCs w:val="20"/>
+                <w:rFonts w:ascii="Times New Roman" w:cs="Times New Roman" w:eastAsia="Times New Roman" w:hAnsi="Times New Roman"/>
+              </w:rPr>
+              <w:t xml:space="preserve">One-sided 95% upper bound</w:t>
+            </w:r>
+          </w:p>
+        </w:tc>
+      </w:tr>
+      <w:tr>
+        <w:trPr>
+          <w:cantSplit/>
+        </w:trPr>
+        <w:tc>
+          <w:tcPr>
+            <w:tcW w:type="dxa" w:w="3069"/>
+            <w:tcBorders>
+              <w:top w:val="single" w:color="999999" w:sz="4"/>
+              <w:left w:val="single" w:color="999999" w:sz="4"/>
+              <w:bottom w:val="single" w:color="999999" w:sz="4"/>
+              <w:right w:val="single" w:color="999999" w:sz="4"/>
+            </w:tcBorders>
+            <w:tcMar>
+              <w:top w:type="dxa" w:w="40"/>
+              <w:left w:type="dxa" w:w="80"/>
+              <w:bottom w:type="dxa" w:w="40"/>
+              <w:right w:type="dxa" w:w="80"/>
+            </w:tcMar>
+          </w:tcPr>
+          <w:p>
+            <w:pPr>
+              <w:jc w:val="left"/>
+            </w:pPr>
+            <w:r>
+              <w:rPr>
+                <w:sz w:val="20"/>
+                <w:szCs w:val="20"/>
+                <w:rFonts w:ascii="Times New Roman" w:cs="Times New Roman" w:eastAsia="Times New Roman" w:hAnsi="Times New Roman"/>
+              </w:rPr>
+              <w:t xml:space="preserve">Brier improvement</w:t>
+            </w:r>
+          </w:p>
+        </w:tc>
+        <w:tc>
+          <w:tcPr>
+            <w:tcW w:type="dxa" w:w="1444"/>
+            <w:tcBorders>
+              <w:top w:val="single" w:color="999999" w:sz="4"/>
+              <w:left w:val="single" w:color="999999" w:sz="4"/>
+              <w:bottom w:val="single" w:color="999999" w:sz="4"/>
+              <w:right w:val="single" w:color="999999" w:sz="4"/>
+            </w:tcBorders>
+            <w:tcMar>
+              <w:top w:type="dxa" w:w="40"/>
+              <w:left w:type="dxa" w:w="80"/>
+              <w:bottom w:type="dxa" w:w="40"/>
+              <w:right w:type="dxa" w:w="80"/>
+            </w:tcMar>
+          </w:tcPr>
+          <w:p>
+            <w:pPr>
+              <w:jc w:val="center"/>
+            </w:pPr>
+            <w:r>
+              <w:rPr>
+                <w:sz w:val="20"/>
+                <w:szCs w:val="20"/>
+                <w:rFonts w:ascii="Times New Roman" w:cs="Times New Roman" w:eastAsia="Times New Roman" w:hAnsi="Times New Roman"/>
+              </w:rPr>
+              <w:t xml:space="preserve">−0.000284</w:t>
+            </w:r>
+          </w:p>
+        </w:tc>
+        <w:tc>
+          <w:tcPr>
+            <w:tcW w:type="dxa" w:w="2527"/>
+            <w:tcBorders>
+              <w:top w:val="single" w:color="999999" w:sz="4"/>
+              <w:left w:val="single" w:color="999999" w:sz="4"/>
+              <w:bottom w:val="single" w:color="999999" w:sz="4"/>
+              <w:right w:val="single" w:color="999999" w:sz="4"/>
+            </w:tcBorders>
+            <w:tcMar>
+              <w:top w:type="dxa" w:w="40"/>
+              <w:left w:type="dxa" w:w="80"/>
+              <w:bottom w:type="dxa" w:w="40"/>
+              <w:right w:type="dxa" w:w="80"/>
+            </w:tcMar>
+          </w:tcPr>
+          <w:p>
+            <w:pPr>
+              <w:jc w:val="center"/>
+            </w:pPr>
+            <w:r>
+              <w:rPr>
+                <w:sz w:val="20"/>
+                <w:szCs w:val="20"/>
+                <w:rFonts w:ascii="Times New Roman" w:cs="Times New Roman" w:eastAsia="Times New Roman" w:hAnsi="Times New Roman"/>
+              </w:rPr>
+              <w:t xml:space="preserve">[−0.000395, −0.000179]</w:t>
+            </w:r>
+          </w:p>
+        </w:tc>
+        <w:tc>
+          <w:tcPr>
+            <w:tcW w:type="dxa" w:w="1986"/>
+            <w:tcBorders>
+              <w:top w:val="single" w:color="999999" w:sz="4"/>
+              <w:left w:val="single" w:color="999999" w:sz="4"/>
+              <w:bottom w:val="single" w:color="999999" w:sz="4"/>
+              <w:right w:val="single" w:color="999999" w:sz="4"/>
+            </w:tcBorders>
+            <w:tcMar>
+              <w:top w:type="dxa" w:w="40"/>
+              <w:left w:type="dxa" w:w="80"/>
+              <w:bottom w:type="dxa" w:w="40"/>
+              <w:right w:type="dxa" w:w="80"/>
+            </w:tcMar>
+          </w:tcPr>
+          <w:p>
+            <w:pPr>
+              <w:jc w:val="center"/>
+            </w:pPr>
+            <w:r>
+              <w:rPr>
+                <w:sz w:val="20"/>
+                <w:szCs w:val="20"/>
+                <w:rFonts w:ascii="Times New Roman" w:cs="Times New Roman" w:eastAsia="Times New Roman" w:hAnsi="Times New Roman"/>
+              </w:rPr>
+              <w:t xml:space="preserve">−0.000196</w:t>
+            </w:r>
+          </w:p>
+        </w:tc>
+      </w:tr>
+      <w:tr>
+        <w:trPr>
+          <w:cantSplit/>
+        </w:trPr>
+        <w:tc>
+          <w:tcPr>
+            <w:tcW w:type="dxa" w:w="3069"/>
+            <w:tcBorders>
+              <w:top w:val="single" w:color="999999" w:sz="4"/>
+              <w:left w:val="single" w:color="999999" w:sz="4"/>
+              <w:bottom w:val="single" w:color="999999" w:sz="4"/>
+              <w:right w:val="single" w:color="999999" w:sz="4"/>
+            </w:tcBorders>
+            <w:tcMar>
+              <w:top w:type="dxa" w:w="40"/>
+              <w:left w:type="dxa" w:w="80"/>
+              <w:bottom w:type="dxa" w:w="40"/>
+              <w:right w:type="dxa" w:w="80"/>
+            </w:tcMar>
+          </w:tcPr>
+          <w:p>
+            <w:pPr>
+              <w:jc w:val="left"/>
+            </w:pPr>
+            <w:r>
+              <w:rPr>
+                <w:sz w:val="20"/>
+                <w:szCs w:val="20"/>
+                <w:rFonts w:ascii="Times New Roman" w:cs="Times New Roman" w:eastAsia="Times New Roman" w:hAnsi="Times New Roman"/>
+              </w:rPr>
+              <w:t xml:space="preserve">Average-precision change</w:t>
+            </w:r>
+          </w:p>
+        </w:tc>
+        <w:tc>
+          <w:tcPr>
+            <w:tcW w:type="dxa" w:w="1444"/>
+            <w:tcBorders>
+              <w:top w:val="single" w:color="999999" w:sz="4"/>
+              <w:left w:val="single" w:color="999999" w:sz="4"/>
+              <w:bottom w:val="single" w:color="999999" w:sz="4"/>
+              <w:right w:val="single" w:color="999999" w:sz="4"/>
+            </w:tcBorders>
+            <w:tcMar>
+              <w:top w:type="dxa" w:w="40"/>
+              <w:left w:type="dxa" w:w="80"/>
+              <w:bottom w:type="dxa" w:w="40"/>
+              <w:right w:type="dxa" w:w="80"/>
+            </w:tcMar>
+          </w:tcPr>
+          <w:p>
+            <w:pPr>
+              <w:jc w:val="center"/>
+            </w:pPr>
+            <w:r>
+              <w:rPr>
+                <w:sz w:val="20"/>
+                <w:szCs w:val="20"/>
+                <w:rFonts w:ascii="Times New Roman" w:cs="Times New Roman" w:eastAsia="Times New Roman" w:hAnsi="Times New Roman"/>
+              </w:rPr>
+              <w:t xml:space="preserve">−0.00192</w:t>
+            </w:r>
+          </w:p>
+        </w:tc>
+        <w:tc>
+          <w:tcPr>
+            <w:tcW w:type="dxa" w:w="2527"/>
+            <w:tcBorders>
+              <w:top w:val="single" w:color="999999" w:sz="4"/>
+              <w:left w:val="single" w:color="999999" w:sz="4"/>
+              <w:bottom w:val="single" w:color="999999" w:sz="4"/>
+              <w:right w:val="single" w:color="999999" w:sz="4"/>
+            </w:tcBorders>
+            <w:tcMar>
+              <w:top w:type="dxa" w:w="40"/>
+              <w:left w:type="dxa" w:w="80"/>
+              <w:bottom w:type="dxa" w:w="40"/>
+              <w:right w:type="dxa" w:w="80"/>
+            </w:tcMar>
+          </w:tcPr>
+          <w:p>
+            <w:pPr>
+              <w:jc w:val="center"/>
+            </w:pPr>
+            <w:r>
+              <w:rPr>
+                <w:sz w:val="20"/>
+                <w:szCs w:val="20"/>
+                <w:rFonts w:ascii="Times New Roman" w:cs="Times New Roman" w:eastAsia="Times New Roman" w:hAnsi="Times New Roman"/>
+              </w:rPr>
+              <w:t xml:space="preserve">[−0.00333, −0.00052]</w:t>
+            </w:r>
+          </w:p>
+        </w:tc>
+        <w:tc>
+          <w:tcPr>
+            <w:tcW w:type="dxa" w:w="1986"/>
+            <w:tcBorders>
+              <w:top w:val="single" w:color="999999" w:sz="4"/>
+              <w:left w:val="single" w:color="999999" w:sz="4"/>
+              <w:bottom w:val="single" w:color="999999" w:sz="4"/>
+              <w:right w:val="single" w:color="999999" w:sz="4"/>
+            </w:tcBorders>
+            <w:tcMar>
+              <w:top w:type="dxa" w:w="40"/>
+              <w:left w:type="dxa" w:w="80"/>
+              <w:bottom w:type="dxa" w:w="40"/>
+              <w:right w:type="dxa" w:w="80"/>
+            </w:tcMar>
+          </w:tcPr>
+          <w:p>
+            <w:pPr>
+              <w:jc w:val="center"/>
+            </w:pPr>
+            <w:r>
+              <w:rPr>
+                <w:sz w:val="20"/>
+                <w:szCs w:val="20"/>
+                <w:rFonts w:ascii="Times New Roman" w:cs="Times New Roman" w:eastAsia="Times New Roman" w:hAnsi="Times New Roman"/>
+              </w:rPr>
+              <w:t xml:space="preserve">−0.00075</w:t>
+            </w:r>
+          </w:p>
+        </w:tc>
+      </w:tr>
+      <w:tr>
+        <w:trPr>
+          <w:cantSplit/>
+        </w:trPr>
+        <w:tc>
+          <w:tcPr>
+            <w:tcW w:type="dxa" w:w="3069"/>
+            <w:tcBorders>
+              <w:top w:val="single" w:color="999999" w:sz="4"/>
+              <w:left w:val="single" w:color="999999" w:sz="4"/>
+              <w:bottom w:val="single" w:color="999999" w:sz="4"/>
+              <w:right w:val="single" w:color="999999" w:sz="4"/>
+            </w:tcBorders>
+            <w:tcMar>
+              <w:top w:type="dxa" w:w="40"/>
+              <w:left w:type="dxa" w:w="80"/>
+              <w:bottom w:type="dxa" w:w="40"/>
+              <w:right w:type="dxa" w:w="80"/>
+            </w:tcMar>
+          </w:tcPr>
+          <w:p>
+            <w:pPr>
+              <w:jc w:val="left"/>
+            </w:pPr>
+            <w:r>
+              <w:rPr>
+                <w:sz w:val="20"/>
+                <w:szCs w:val="20"/>
+                <w:rFonts w:ascii="Times New Roman" w:cs="Times New Roman" w:eastAsia="Times New Roman" w:hAnsi="Times New Roman"/>
+              </w:rPr>
+              <w:t xml:space="preserve">Log-loss improvement (nats)</w:t>
+            </w:r>
+          </w:p>
+        </w:tc>
+        <w:tc>
+          <w:tcPr>
+            <w:tcW w:type="dxa" w:w="1444"/>
+            <w:tcBorders>
+              <w:top w:val="single" w:color="999999" w:sz="4"/>
+              <w:left w:val="single" w:color="999999" w:sz="4"/>
+              <w:bottom w:val="single" w:color="999999" w:sz="4"/>
+              <w:right w:val="single" w:color="999999" w:sz="4"/>
+            </w:tcBorders>
+            <w:tcMar>
+              <w:top w:type="dxa" w:w="40"/>
+              <w:left w:type="dxa" w:w="80"/>
+              <w:bottom w:type="dxa" w:w="40"/>
+              <w:right w:type="dxa" w:w="80"/>
+            </w:tcMar>
+          </w:tcPr>
+          <w:p>
+            <w:pPr>
+              <w:jc w:val="center"/>
+            </w:pPr>
+            <w:r>
+              <w:rPr>
+                <w:sz w:val="20"/>
+                <w:szCs w:val="20"/>
+                <w:rFonts w:ascii="Times New Roman" w:cs="Times New Roman" w:eastAsia="Times New Roman" w:hAnsi="Times New Roman"/>
+              </w:rPr>
+              <w:t xml:space="preserve">−0.00098</w:t>
+            </w:r>
+          </w:p>
+        </w:tc>
+        <w:tc>
+          <w:tcPr>
+            <w:tcW w:type="dxa" w:w="2527"/>
+            <w:tcBorders>
+              <w:top w:val="single" w:color="999999" w:sz="4"/>
+              <w:left w:val="single" w:color="999999" w:sz="4"/>
+              <w:bottom w:val="single" w:color="999999" w:sz="4"/>
+              <w:right w:val="single" w:color="999999" w:sz="4"/>
+            </w:tcBorders>
+            <w:tcMar>
+              <w:top w:type="dxa" w:w="40"/>
+              <w:left w:type="dxa" w:w="80"/>
+              <w:bottom w:type="dxa" w:w="40"/>
+              <w:right w:type="dxa" w:w="80"/>
+            </w:tcMar>
+          </w:tcPr>
+          <w:p>
+            <w:pPr>
+              <w:jc w:val="center"/>
+            </w:pPr>
+            <w:r>
+              <w:rPr>
+                <w:sz w:val="20"/>
+                <w:szCs w:val="20"/>
+                <w:rFonts w:ascii="Times New Roman" w:cs="Times New Roman" w:eastAsia="Times New Roman" w:hAnsi="Times New Roman"/>
+              </w:rPr>
+              <w:t xml:space="preserve">[−0.00137, −0.00059]</w:t>
+            </w:r>
+          </w:p>
+        </w:tc>
+        <w:tc>
+          <w:tcPr>
+            <w:tcW w:type="dxa" w:w="1986"/>
+            <w:tcBorders>
+              <w:top w:val="single" w:color="999999" w:sz="4"/>
+              <w:left w:val="single" w:color="999999" w:sz="4"/>
+              <w:bottom w:val="single" w:color="999999" w:sz="4"/>
+              <w:right w:val="single" w:color="999999" w:sz="4"/>
+            </w:tcBorders>
+            <w:tcMar>
+              <w:top w:type="dxa" w:w="40"/>
+              <w:left w:type="dxa" w:w="80"/>
+              <w:bottom w:type="dxa" w:w="40"/>
+              <w:right w:type="dxa" w:w="80"/>
+            </w:tcMar>
+          </w:tcPr>
+          <w:p>
+            <w:pPr>
+              <w:jc w:val="center"/>
+            </w:pPr>
+            <w:r>
+              <w:rPr>
+                <w:sz w:val="20"/>
+                <w:szCs w:val="20"/>
+                <w:rFonts w:ascii="Times New Roman" w:cs="Times New Roman" w:eastAsia="Times New Roman" w:hAnsi="Times New Roman"/>
+              </w:rPr>
+              <w:t xml:space="preserve">−0.00066</w:t>
+            </w:r>
+          </w:p>
+        </w:tc>
+      </w:tr>
+    </w:tbl>
+    <w:p>
+      <w:pPr>
+        <w:spacing w:after="120"/>
+      </w:pPr>
+    </w:p>
+    <w:p>
+      <w:pPr>
+        <w:spacing w:line="360" w:after="120"/>
+        <w:jc w:val="both"/>
+      </w:pPr>
+      <w:r>
+        <w:rPr>
+          <w:sz w:val="24"/>
+          <w:szCs w:val="24"/>
+          <w:rFonts w:ascii="Times New Roman" w:cs="Times New Roman" w:eastAsia="Times New Roman" w:hAnsi="Times New Roman"/>
+        </w:rPr>
+        <w:t xml:space="preserve">Even the most favourable value the data allow is negative. B0’s Brier skill over climatology is 0.00210 (base rate 14.1%), so adding news counts removes at least 9% of the market-history model’s skill, with 95% confidence. Before any label was read, a frozen design-sensitivity simulation estimated how often a true effect would pass all five gates: 86% for a “moderate” effect (Brier +0.0005, AP +0.0025) and almost 100% for a “clear” one. Every registered scenario, down to “very small” (Brier +0.0001, AP +0.0005), lies above the observed upper bounds (Figure 1). The null is therefore informative: a news effect of the size the study was designed to detect is excluded, not merely undetected. The bound applies to lexically associated article counts over 60–1,440 minutes. Richer representations are the subject of V4.</w:t>
+      </w:r>
+    </w:p>
+    <w:p>
+      <w:pPr>
+        <w:keepNext/>
+        <w:spacing w:before="120"/>
+        <w:jc w:val="center"/>
+      </w:pPr>
+      <w:r>
+        <w:drawing>
+          <wp:inline distT="0" distB="0" distL="0" distR="0">
+            <wp:extent cx="5486400" cy="2190750"/>
+            <wp:effectExtent t="0" r="0" b="0" l="0"/>
+            <wp:docPr id="1" name="fig4_news_bound.png" descr="Observed news effect on Brier score with its 95% market-clustered interval, against the effect sizes registered before labels were read and their simulated probabilities of passing all five gates." title="Observed news effect on Brier score with its 95% market-clustered interval, against the effect sizes registered before labels were read and their simulated probabilities of passing all five gates."/>
+            <wp:cNvGraphicFramePr>
+              <a:graphicFrameLocks xmlns:a="http://schemas.openxmlformats.org/drawingml/2006/main" noChangeAspect="1"/>
+            </wp:cNvGraphicFramePr>
+            <a:graphic xmlns:a="http://schemas.openxmlformats.org/drawingml/2006/main">
+              <a:graphicData uri="http://schemas.openxmlformats.org/drawingml/2006/picture">
+                <pic:pic xmlns:pic="http://schemas.openxmlformats.org/drawingml/2006/picture">
+                  <pic:nvPicPr>
+                    <pic:cNvPr id="0" name="" descr=""/>
+                    <pic:cNvPicPr>
+                      <a:picLocks noChangeAspect="1" noChangeArrowheads="1"/>
+                    </pic:cNvPicPr>
+                  </pic:nvPicPr>
+                  <pic:blipFill>
+                    <a:blip r:embed="rId11" cstate="none"/>
+                    <a:srcRect/>
+                    <a:stretch>
+                      <a:fillRect/>
+                    </a:stretch>
+                  </pic:blipFill>
+                  <pic:spPr bwMode="auto">
+                    <a:xfrm>
+                      <a:off x="0" y="0"/>
+                      <a:ext cx="5486400" cy="2190750"/>
+                    </a:xfrm>
+                    <a:prstGeom prst="rect">
+                      <a:avLst/>
+                    </a:prstGeom>
+                  </pic:spPr>
+                </pic:pic>
+              </a:graphicData>
+            </a:graphic>
+          </wp:inline>
+        </w:drawing>
+      </w:r>
+    </w:p>
+    <w:p>
+      <w:pPr>
+        <w:keepNext w:val="false"/>
+        <w:spacing w:before="60" w:after="200"/>
+        <w:jc w:val="center"/>
+      </w:pPr>
+      <w:r>
+        <w:rPr>
+          <w:b/>
+          <w:bCs/>
+          <w:sz w:val="22"/>
+          <w:szCs w:val="22"/>
+          <w:rFonts w:ascii="Times New Roman" w:cs="Times New Roman" w:eastAsia="Times New Roman" w:hAnsi="Times New Roman"/>
+        </w:rPr>
+        <w:t xml:space="preserve">Figure 1. </w:t>
+      </w:r>
+      <w:r>
+        <w:rPr>
+          <w:sz w:val="22"/>
+          <w:szCs w:val="22"/>
+          <w:rFonts w:ascii="Times New Roman" w:cs="Times New Roman" w:eastAsia="Times New Roman" w:hAnsi="Times New Roman"/>
+        </w:rPr>
+        <w:t xml:space="preserve">Observed news effect on Brier score with its 95% market-clustered interval, against the effect sizes registered before labels were read and their simulated probabilities of passing all five gates.</w:t>
+      </w:r>
+    </w:p>
+    <w:p>
+      <w:pPr>
+        <w:pStyle w:val="Heading2"/>
+        <w:keepNext/>
+        <w:spacing w:before="240" w:after="120"/>
+      </w:pPr>
+      <w:r>
+        <w:rPr>
+          <w:b/>
+          <w:bCs/>
+          <w:color w:val="000000"/>
+          <w:sz w:val="28"/>
+          <w:szCs w:val="28"/>
+          <w:rFonts w:ascii="Times New Roman" w:cs="Times New Roman" w:eastAsia="Times New Roman" w:hAnsi="Times New Roman"/>
+        </w:rPr>
+        <w:t xml:space="preserve">4.4 Richer news features (V4) and diagnostics (V5, V6)</w:t>
       </w:r>
     </w:p>
     <w:p>
@@ -4623,7 +5421,7 @@
           <w:szCs w:val="22"/>
           <w:rFonts w:ascii="Times New Roman" w:cs="Times New Roman" w:eastAsia="Times New Roman" w:hAnsi="Times New Roman"/>
         </w:rPr>
-        <w:t xml:space="preserve">Table 2. </w:t>
+        <w:t xml:space="preserve">Table 3. </w:t>
       </w:r>
       <w:r>
         <w:rPr>
@@ -5466,7 +6264,7 @@
           <w:szCs w:val="24"/>
           <w:rFonts w:ascii="Times New Roman" w:cs="Times New Roman" w:eastAsia="Times New Roman" w:hAnsi="Times New Roman"/>
         </w:rPr>
-        <w:t xml:space="preserve">All pass conditions held. The 95% contract-clustered interval for the gain over logistic regression is [0.039, 0.081] nats, and the date-clustered interval is [0.047, 0.073]. The booster won on 7 of 7 dates and 17 of 20 contracts. The nonoverlapping subset (0.2922 against 0.3471) and the strict subset (0.1554 against 0.2270) agree.</w:t>
+        <w:t xml:space="preserve">All pass conditions held. The 95% contract-clustered interval for the gain over logistic regression is [0.039, 0.080] nats, and the date-clustered interval is [0.047, 0.073]. The booster won on 7 of 7 dates and 17 of 20 contracts. The nonoverlapping subset (0.2922 against 0.3471) and the strict subset (0.1554 against 0.2270) agree.</w:t>
       </w:r>
     </w:p>
     <w:p>
@@ -5515,7 +6313,7 @@
           <w:szCs w:val="22"/>
           <w:rFonts w:ascii="Times New Roman" w:cs="Times New Roman" w:eastAsia="Times New Roman" w:hAnsi="Times New Roman"/>
         </w:rPr>
-        <w:t xml:space="preserve">Table 3. </w:t>
+        <w:t xml:space="preserve">Table 4. </w:t>
       </w:r>
       <w:r>
         <w:rPr>
@@ -6541,7 +7339,7 @@
                     </pic:cNvPicPr>
                   </pic:nvPicPr>
                   <pic:blipFill>
-                    <a:blip r:embed="rId11" cstate="none"/>
+                    <a:blip r:embed="rId12" cstate="none"/>
                     <a:srcRect/>
                     <a:stretch>
                       <a:fillRect/>
@@ -6577,7 +7375,7 @@
           <w:szCs w:val="22"/>
           <w:rFonts w:ascii="Times New Roman" w:cs="Times New Roman" w:eastAsia="Times New Roman" w:hAnsi="Times New Roman"/>
         </w:rPr>
-        <w:t xml:space="preserve">Figure 1. </w:t>
+        <w:t xml:space="preserve">Figure 2. </w:t>
       </w:r>
       <w:r>
         <w:rPr>
@@ -6603,7 +7401,7 @@
           <w:szCs w:val="28"/>
           <w:rFonts w:ascii="Times New Roman" w:cs="Times New Roman" w:eastAsia="Times New Roman" w:hAnsi="Times New Roman"/>
         </w:rPr>
-        <w:t xml:space="preserve">6.4 Calibration and category breakdown</w:t>
+        <w:t xml:space="preserve">6.4 Calibration, drivers and category breakdown</w:t>
       </w:r>
     </w:p>
     <w:p>
@@ -6617,7 +7415,7 @@
           <w:szCs w:val="24"/>
           <w:rFonts w:ascii="Times New Roman" w:cs="Times New Roman" w:eastAsia="Times New Roman" w:hAnsi="Times New Roman"/>
         </w:rPr>
-        <w:t xml:space="preserve">Figure 2 shows that both models are close to the diagonal below a forecast probability of 0.2, where most forecasts lie. Both under-predict somewhat in the upper deciles, the booster slightly less at the top. Because the evaluation must not change the frozen model, no recalibration was applied.</w:t>
+        <w:t xml:space="preserve">Figure 3 shows that on 8–14 June both models are close to the diagonal below a forecast probability of 0.2, where most forecasts lie. Both under-predict somewhat in the upper deciles, the booster slightly less at the top. Because the evaluation must not change the frozen model, no recalibration was applied.</w:t>
       </w:r>
     </w:p>
     <w:p>
@@ -6645,7 +7443,7 @@
                     </pic:cNvPicPr>
                   </pic:nvPicPr>
                   <pic:blipFill>
-                    <a:blip r:embed="rId12" cstate="none"/>
+                    <a:blip r:embed="rId13" cstate="none"/>
                     <a:srcRect/>
                     <a:stretch>
                       <a:fillRect/>
@@ -6681,7 +7479,7 @@
           <w:szCs w:val="22"/>
           <w:rFonts w:ascii="Times New Roman" w:cs="Times New Roman" w:eastAsia="Times New Roman" w:hAnsi="Times New Roman"/>
         </w:rPr>
-        <w:t xml:space="preserve">Figure 2. </w:t>
+        <w:t xml:space="preserve">Figure 3. </w:t>
       </w:r>
       <w:r>
         <w:rPr>
@@ -6703,30 +7501,59 @@
           <w:szCs w:val="24"/>
           <w:rFonts w:ascii="Times New Roman" w:cs="Times New Roman" w:eastAsia="Times New Roman" w:hAnsi="Times New Roman"/>
         </w:rPr>
-        <w:t xml:space="preserve">As a descriptive check, contracts were assigned to categories by a fixed keyword rule on the question text, written before scores were joined. The booster has lower log loss than logistic regression in </w:t>
-      </w:r>
-      <w:r>
-        <w:rPr>
-          <w:b/>
-          <w:bCs/>
-          <w:sz w:val="24"/>
-          <w:szCs w:val="24"/>
-          <w:rFonts w:ascii="Times New Roman" w:cs="Times New Roman" w:eastAsia="Times New Roman" w:hAnsi="Times New Roman"/>
-        </w:rPr>
-        <w:t xml:space="preserve">every</w:t>
-      </w:r>
-      <w:r>
-        <w:rPr>
-          <w:sz w:val="24"/>
-          <w:szCs w:val="24"/>
-          <w:rFonts w:ascii="Times New Roman" w:cs="Times New Roman" w:eastAsia="Times New Roman" w:hAnsi="Times New Roman"/>
-        </w:rPr>
-        <w:t xml:space="preserve"> category in both weeks (Table 4, Figure 3), so the result is not driven by one dominant category. Most categories contain only two to twelve contracts, so these are descriptions, not separate tests.</w:t>
+        <w:t xml:space="preserve">On 1–7 June (Figure 4) both models over-forecast, which is consistent with a lower change rate in June than in the May training data. The expected calibration error is 0.046 for the booster and 0.052 for logistic regression. What separates them is resolution: the booster’s decile forecasts span 0.02 to 0.59, against 0.08 to 0.44 for logistic regression, so it separates quiet moments from active ones more sharply. Recalibration could improve both models, but it would need a new frozen version and a new unopened block, since these blocks are consumed.</w:t>
       </w:r>
     </w:p>
     <w:p>
       <w:pPr>
         <w:keepNext/>
+        <w:spacing w:before="120"/>
+        <w:jc w:val="center"/>
+      </w:pPr>
+      <w:r>
+        <w:drawing>
+          <wp:inline distT="0" distB="0" distL="0" distR="0">
+            <wp:extent cx="3295650" cy="3152775"/>
+            <wp:effectExtent t="0" r="0" b="0" l="0"/>
+            <wp:docPr id="1" name="fig6_calibration_june1_7.png" descr="Reliability diagram on 1–7 June, development cohort (decile bins), with equal-frequency expected calibration error." title="Reliability diagram on 1–7 June, development cohort (decile bins), with equal-frequency expected calibration error."/>
+            <wp:cNvGraphicFramePr>
+              <a:graphicFrameLocks xmlns:a="http://schemas.openxmlformats.org/drawingml/2006/main" noChangeAspect="1"/>
+            </wp:cNvGraphicFramePr>
+            <a:graphic xmlns:a="http://schemas.openxmlformats.org/drawingml/2006/main">
+              <a:graphicData uri="http://schemas.openxmlformats.org/drawingml/2006/picture">
+                <pic:pic xmlns:pic="http://schemas.openxmlformats.org/drawingml/2006/picture">
+                  <pic:nvPicPr>
+                    <pic:cNvPr id="0" name="" descr=""/>
+                    <pic:cNvPicPr>
+                      <a:picLocks noChangeAspect="1" noChangeArrowheads="1"/>
+                    </pic:cNvPicPr>
+                  </pic:nvPicPr>
+                  <pic:blipFill>
+                    <a:blip r:embed="rId14" cstate="none"/>
+                    <a:srcRect/>
+                    <a:stretch>
+                      <a:fillRect/>
+                    </a:stretch>
+                  </pic:blipFill>
+                  <pic:spPr bwMode="auto">
+                    <a:xfrm>
+                      <a:off x="0" y="0"/>
+                      <a:ext cx="3295650" cy="3152775"/>
+                    </a:xfrm>
+                    <a:prstGeom prst="rect">
+                      <a:avLst/>
+                    </a:prstGeom>
+                  </pic:spPr>
+                </pic:pic>
+              </a:graphicData>
+            </a:graphic>
+          </wp:inline>
+        </w:drawing>
+      </w:r>
+    </w:p>
+    <w:p>
+      <w:pPr>
+        <w:keepNext w:val="false"/>
         <w:spacing w:before="60" w:after="200"/>
         <w:jc w:val="center"/>
       </w:pPr>
@@ -6738,7 +7565,160 @@
           <w:szCs w:val="22"/>
           <w:rFonts w:ascii="Times New Roman" w:cs="Times New Roman" w:eastAsia="Times New Roman" w:hAnsi="Times New Roman"/>
         </w:rPr>
-        <w:t xml:space="preserve">Table 4. </w:t>
+        <w:t xml:space="preserve">Figure 4. </w:t>
+      </w:r>
+      <w:r>
+        <w:rPr>
+          <w:sz w:val="22"/>
+          <w:szCs w:val="22"/>
+          <w:rFonts w:ascii="Times New Roman" w:cs="Times New Roman" w:eastAsia="Times New Roman" w:hAnsi="Times New Roman"/>
+        </w:rPr>
+        <w:t xml:space="preserve">Reliability diagram on 1–7 June, development cohort (decile bins), with equal-frequency expected calibration error.</w:t>
+      </w:r>
+    </w:p>
+    <w:p>
+      <w:pPr>
+        <w:spacing w:line="360" w:after="120"/>
+        <w:jc w:val="both"/>
+      </w:pPr>
+      <w:r>
+        <w:rPr>
+          <w:b/>
+          <w:bCs/>
+          <w:sz w:val="24"/>
+          <w:szCs w:val="24"/>
+          <w:rFonts w:ascii="Times New Roman" w:cs="Times New Roman" w:eastAsia="Times New Roman" w:hAnsi="Times New Roman"/>
+        </w:rPr>
+        <w:t xml:space="preserve">What the booster relies on.</w:t>
+      </w:r>
+      <w:r>
+        <w:rPr>
+          <w:sz w:val="24"/>
+          <w:szCs w:val="24"/>
+          <w:rFonts w:ascii="Times New Roman" w:cs="Times New Roman" w:eastAsia="Times New Roman" w:hAnsi="Times New Roman"/>
+        </w:rPr>
+        <w:t xml:space="preserve"> To explain the gain rather than only measure it, the frozen booster was re-applied to the consumed 1–7 June grid ledger (reproducing the stored forecasts exactly). Each feature group was then permuted jointly across rows, ten times, and the resulting increase in log loss was recorded (Figure 5). Recent midpoint moves dominate: permuting the 30-, 5- and 15-minute groups raises log loss by 0.021, 0.019 and 0.018 nats. Price level (0.015), update activity (0.008) and spread (0.006) follow. Quote freshness and time of day contribute almost nothing (at most 0.0004). This supports the V03 live model, which drops the clock-sensitive age features: the inputs that caused the runtime clock failures carry almost no predictive weight. Permuting all nine inputs that only the booster sees closes only 21% of its 0.059-nat advantage over logistic regression. Most of the advantage therefore comes from modelling the shared activity features nonlinearly, not from extra inputs. Permutation importance is descriptive and correlated features share credit, which is why features are permuted in groups.</w:t>
+      </w:r>
+    </w:p>
+    <w:p>
+      <w:pPr>
+        <w:keepNext/>
+        <w:spacing w:before="120"/>
+        <w:jc w:val="center"/>
+      </w:pPr>
+      <w:r>
+        <w:drawing>
+          <wp:inline distT="0" distB="0" distL="0" distR="0">
+            <wp:extent cx="5486400" cy="2819400"/>
+            <wp:effectExtent t="0" r="0" b="0" l="0"/>
+            <wp:docPr id="1" name="fig5_booster_drivers.png" descr="Permutation importance of feature groups for the frozen booster on 1–7 June (16,453 forecasts). Labels give each increase as a share of the booster’s log-loss gap over logistic regression." title="Permutation importance of feature groups for the frozen booster on 1–7 June (16,453 forecasts). Labels give each increase as a share of the booster’s log-loss gap over logistic regression."/>
+            <wp:cNvGraphicFramePr>
+              <a:graphicFrameLocks xmlns:a="http://schemas.openxmlformats.org/drawingml/2006/main" noChangeAspect="1"/>
+            </wp:cNvGraphicFramePr>
+            <a:graphic xmlns:a="http://schemas.openxmlformats.org/drawingml/2006/main">
+              <a:graphicData uri="http://schemas.openxmlformats.org/drawingml/2006/picture">
+                <pic:pic xmlns:pic="http://schemas.openxmlformats.org/drawingml/2006/picture">
+                  <pic:nvPicPr>
+                    <pic:cNvPr id="0" name="" descr=""/>
+                    <pic:cNvPicPr>
+                      <a:picLocks noChangeAspect="1" noChangeArrowheads="1"/>
+                    </pic:cNvPicPr>
+                  </pic:nvPicPr>
+                  <pic:blipFill>
+                    <a:blip r:embed="rId15" cstate="none"/>
+                    <a:srcRect/>
+                    <a:stretch>
+                      <a:fillRect/>
+                    </a:stretch>
+                  </pic:blipFill>
+                  <pic:spPr bwMode="auto">
+                    <a:xfrm>
+                      <a:off x="0" y="0"/>
+                      <a:ext cx="5486400" cy="2819400"/>
+                    </a:xfrm>
+                    <a:prstGeom prst="rect">
+                      <a:avLst/>
+                    </a:prstGeom>
+                  </pic:spPr>
+                </pic:pic>
+              </a:graphicData>
+            </a:graphic>
+          </wp:inline>
+        </w:drawing>
+      </w:r>
+    </w:p>
+    <w:p>
+      <w:pPr>
+        <w:keepNext w:val="false"/>
+        <w:spacing w:before="60" w:after="200"/>
+        <w:jc w:val="center"/>
+      </w:pPr>
+      <w:r>
+        <w:rPr>
+          <w:b/>
+          <w:bCs/>
+          <w:sz w:val="22"/>
+          <w:szCs w:val="22"/>
+          <w:rFonts w:ascii="Times New Roman" w:cs="Times New Roman" w:eastAsia="Times New Roman" w:hAnsi="Times New Roman"/>
+        </w:rPr>
+        <w:t xml:space="preserve">Figure 5. </w:t>
+      </w:r>
+      <w:r>
+        <w:rPr>
+          <w:sz w:val="22"/>
+          <w:szCs w:val="22"/>
+          <w:rFonts w:ascii="Times New Roman" w:cs="Times New Roman" w:eastAsia="Times New Roman" w:hAnsi="Times New Roman"/>
+        </w:rPr>
+        <w:t xml:space="preserve">Permutation importance of feature groups for the frozen booster on 1–7 June (16,453 forecasts). Labels give each increase as a share of the booster’s log-loss gap over logistic regression.</w:t>
+      </w:r>
+    </w:p>
+    <w:p>
+      <w:pPr>
+        <w:spacing w:line="360" w:after="120"/>
+        <w:jc w:val="both"/>
+      </w:pPr>
+      <w:r>
+        <w:rPr>
+          <w:sz w:val="24"/>
+          <w:szCs w:val="24"/>
+          <w:rFonts w:ascii="Times New Roman" w:cs="Times New Roman" w:eastAsia="Times New Roman" w:hAnsi="Times New Roman"/>
+        </w:rPr>
+        <w:t xml:space="preserve">As a descriptive check, contracts were assigned to categories by a fixed keyword rule on the question text, written before scores were joined. The booster has lower log loss than logistic regression in </w:t>
+      </w:r>
+      <w:r>
+        <w:rPr>
+          <w:b/>
+          <w:bCs/>
+          <w:sz w:val="24"/>
+          <w:szCs w:val="24"/>
+          <w:rFonts w:ascii="Times New Roman" w:cs="Times New Roman" w:eastAsia="Times New Roman" w:hAnsi="Times New Roman"/>
+        </w:rPr>
+        <w:t xml:space="preserve">every</w:t>
+      </w:r>
+      <w:r>
+        <w:rPr>
+          <w:sz w:val="24"/>
+          <w:szCs w:val="24"/>
+          <w:rFonts w:ascii="Times New Roman" w:cs="Times New Roman" w:eastAsia="Times New Roman" w:hAnsi="Times New Roman"/>
+        </w:rPr>
+        <w:t xml:space="preserve"> category in both weeks (Table 5, Figure 6), so the result is not driven by one dominant category. Most categories contain only two to twelve contracts, so these are descriptions, not separate tests.</w:t>
+      </w:r>
+    </w:p>
+    <w:p>
+      <w:pPr>
+        <w:keepNext/>
+        <w:spacing w:before="60" w:after="200"/>
+        <w:jc w:val="center"/>
+      </w:pPr>
+      <w:r>
+        <w:rPr>
+          <w:b/>
+          <w:bCs/>
+          <w:sz w:val="22"/>
+          <w:szCs w:val="22"/>
+          <w:rFonts w:ascii="Times New Roman" w:cs="Times New Roman" w:eastAsia="Times New Roman" w:hAnsi="Times New Roman"/>
+        </w:rPr>
+        <w:t xml:space="preserve">Table 5. </w:t>
       </w:r>
       <w:r>
         <w:rPr>
@@ -8853,7 +9833,7 @@
                     </pic:cNvPicPr>
                   </pic:nvPicPr>
                   <pic:blipFill>
-                    <a:blip r:embed="rId13" cstate="none"/>
+                    <a:blip r:embed="rId16" cstate="none"/>
                     <a:srcRect/>
                     <a:stretch>
                       <a:fillRect/>
@@ -8889,7 +9869,7 @@
           <w:szCs w:val="22"/>
           <w:rFonts w:ascii="Times New Roman" w:cs="Times New Roman" w:eastAsia="Times New Roman" w:hAnsi="Times New Roman"/>
         </w:rPr>
-        <w:t xml:space="preserve">Figure 3. </w:t>
+        <w:t xml:space="preserve">Figure 6. </w:t>
       </w:r>
       <w:r>
         <w:rPr>
@@ -9351,6 +10331,46 @@
           <w:szCs w:val="24"/>
           <w:rFonts w:ascii="Times New Roman" w:cs="Times New Roman" w:eastAsia="Times New Roman" w:hAnsi="Times New Roman"/>
         </w:rPr>
+        <w:t xml:space="preserve">Sleep and reboot.</w:t>
+      </w:r>
+      <w:r>
+        <w:rPr>
+          <w:sz w:val="24"/>
+          <w:szCs w:val="24"/>
+          <w:rFonts w:ascii="Times New Roman" w:cs="Times New Roman" w:eastAsia="Times New Roman" w:hAnsi="Times New Roman"/>
+        </w:rPr>
+        <w:t xml:space="preserve"> On 27 October at 04:42 UTC the laptop, running on battery with its lid closed, entered clamshell sleep, which `caffeinate` cannot prevent. It then rebooted at 05:16 UTC. The source and emitter did not survive. The frozen protocol forbids restarting the source into the same run, so every later grid in that run counts as abstained or missed. At the 05:19 UTC status check the ledger held 725 ready decisions, 715 abstentions and 300 misses. </w:t>
+      </w:r>
+      <w:r>
+        <w:rPr>
+          <w:b/>
+          <w:bCs/>
+          <w:sz w:val="24"/>
+          <w:szCs w:val="24"/>
+          <w:rFonts w:ascii="Times New Roman" w:cs="Times New Roman" w:eastAsia="Times New Roman" w:hAnsi="Times New Roman"/>
+          <w:highlight w:val="yellow"/>
+          <w:highlightCs w:val="yellow"/>
+        </w:rPr>
+        <w:t xml:space="preserve">PENDING: whether a separately versioned continuation run was started, and its window.</w:t>
+      </w:r>
+    </w:p>
+    <w:p>
+      <w:pPr>
+        <w:pStyle w:val="ListParagraph"/>
+        <w:numPr>
+          <w:ilvl w:val="0"/>
+          <w:numId w:val="3"/>
+        </w:numPr>
+        <w:spacing w:line="360" w:after="120"/>
+      </w:pPr>
+      <w:r>
+        <w:rPr>
+          <w:b/>
+          <w:bCs/>
+          <w:sz w:val="24"/>
+          <w:szCs w:val="24"/>
+          <w:rFonts w:ascii="Times New Roman" w:cs="Times New Roman" w:eastAsia="Times New Roman" w:hAnsi="Times New Roman"/>
+        </w:rPr>
         <w:t xml:space="preserve">Venue disconnects.</w:t>
       </w:r>
       <w:r>
@@ -9391,7 +10411,856 @@
           <w:szCs w:val="28"/>
           <w:rFonts w:ascii="Times New Roman" w:cs="Times New Roman" w:eastAsia="Times New Roman" w:hAnsi="Times New Roman"/>
         </w:rPr>
-        <w:t xml:space="preserve">7.4 Results</w:t>
+        <w:t xml:space="preserve">7.4 Lessons for operating a prospective forecaster</w:t>
+      </w:r>
+    </w:p>
+    <w:p>
+      <w:pPr>
+        <w:spacing w:line="360" w:after="120"/>
+        <w:jc w:val="both"/>
+      </w:pPr>
+      <w:r>
+        <w:rPr>
+          <w:sz w:val="24"/>
+          <w:szCs w:val="24"/>
+          <w:rFonts w:ascii="Times New Roman" w:cs="Times New Roman" w:eastAsia="Times New Roman" w:hAnsi="Times New Roman"/>
+        </w:rPr>
+        <w:t xml:space="preserve">The live track produced engineering evidence of its own. Every incident below ended in an abstention rather than a confident wrong forecast, and every one is preserved. The common thread is that a forecaster that abstains honestly can be measured, whereas one that silently fills gaps cannot.</w:t>
+      </w:r>
+    </w:p>
+    <w:p>
+      <w:pPr>
+        <w:keepNext/>
+        <w:spacing w:before="60" w:after="200"/>
+        <w:jc w:val="center"/>
+      </w:pPr>
+      <w:r>
+        <w:rPr>
+          <w:b/>
+          <w:bCs/>
+          <w:sz w:val="22"/>
+          <w:szCs w:val="22"/>
+          <w:rFonts w:ascii="Times New Roman" w:cs="Times New Roman" w:eastAsia="Times New Roman" w:hAnsi="Times New Roman"/>
+        </w:rPr>
+        <w:t xml:space="preserve">Table 6. </w:t>
+      </w:r>
+      <w:r>
+        <w:rPr>
+          <w:sz w:val="22"/>
+          <w:szCs w:val="22"/>
+          <w:rFonts w:ascii="Times New Roman" w:cs="Times New Roman" w:eastAsia="Times New Roman" w:hAnsi="Times New Roman"/>
+        </w:rPr>
+        <w:t xml:space="preserve">Operational incidents and lessons.</w:t>
+      </w:r>
+    </w:p>
+    <w:tbl>
+      <w:tblPr>
+        <w:tblW w:type="dxa" w:w="9026"/>
+        <w:tblBorders>
+          <w:top w:val="single" w:color="auto" w:sz="4"/>
+          <w:left w:val="single" w:color="auto" w:sz="4"/>
+          <w:bottom w:val="single" w:color="auto" w:sz="4"/>
+          <w:right w:val="single" w:color="auto" w:sz="4"/>
+          <w:insideH w:val="single" w:color="auto" w:sz="4"/>
+          <w:insideV w:val="single" w:color="auto" w:sz="4"/>
+        </w:tblBorders>
+      </w:tblPr>
+      <w:tblGrid>
+        <w:gridCol w:w="2888"/>
+        <w:gridCol w:w="3249"/>
+        <w:gridCol w:w="2889"/>
+      </w:tblGrid>
+      <w:tr>
+        <w:trPr>
+          <w:tblHeader/>
+        </w:trPr>
+        <w:tc>
+          <w:tcPr>
+            <w:tcW w:type="dxa" w:w="2888"/>
+            <w:tcBorders>
+              <w:top w:val="single" w:color="999999" w:sz="4"/>
+              <w:left w:val="single" w:color="999999" w:sz="4"/>
+              <w:bottom w:val="single" w:color="999999" w:sz="4"/>
+              <w:right w:val="single" w:color="999999" w:sz="4"/>
+            </w:tcBorders>
+            <w:shd w:fill="E8E8E8" w:color="auto" w:val="clear"/>
+            <w:tcMar>
+              <w:top w:type="dxa" w:w="40"/>
+              <w:left w:type="dxa" w:w="80"/>
+              <w:bottom w:type="dxa" w:w="40"/>
+              <w:right w:type="dxa" w:w="80"/>
+            </w:tcMar>
+          </w:tcPr>
+          <w:p>
+            <w:pPr>
+              <w:jc w:val="left"/>
+            </w:pPr>
+            <w:r>
+              <w:rPr>
+                <w:b/>
+                <w:bCs/>
+                <w:sz w:val="20"/>
+                <w:szCs w:val="20"/>
+                <w:rFonts w:ascii="Times New Roman" w:cs="Times New Roman" w:eastAsia="Times New Roman" w:hAnsi="Times New Roman"/>
+              </w:rPr>
+              <w:t xml:space="preserve">Incident</w:t>
+            </w:r>
+          </w:p>
+        </w:tc>
+        <w:tc>
+          <w:tcPr>
+            <w:tcW w:type="dxa" w:w="3249"/>
+            <w:tcBorders>
+              <w:top w:val="single" w:color="999999" w:sz="4"/>
+              <w:left w:val="single" w:color="999999" w:sz="4"/>
+              <w:bottom w:val="single" w:color="999999" w:sz="4"/>
+              <w:right w:val="single" w:color="999999" w:sz="4"/>
+            </w:tcBorders>
+            <w:shd w:fill="E8E8E8" w:color="auto" w:val="clear"/>
+            <w:tcMar>
+              <w:top w:type="dxa" w:w="40"/>
+              <w:left w:type="dxa" w:w="80"/>
+              <w:bottom w:type="dxa" w:w="40"/>
+              <w:right w:type="dxa" w:w="80"/>
+            </w:tcMar>
+          </w:tcPr>
+          <w:p>
+            <w:pPr>
+              <w:jc w:val="center"/>
+            </w:pPr>
+            <w:r>
+              <w:rPr>
+                <w:b/>
+                <w:bCs/>
+                <w:sz w:val="20"/>
+                <w:szCs w:val="20"/>
+                <w:rFonts w:ascii="Times New Roman" w:cs="Times New Roman" w:eastAsia="Times New Roman" w:hAnsi="Times New Roman"/>
+              </w:rPr>
+              <w:t xml:space="preserve">Design response</w:t>
+            </w:r>
+          </w:p>
+        </w:tc>
+        <w:tc>
+          <w:tcPr>
+            <w:tcW w:type="dxa" w:w="2889"/>
+            <w:tcBorders>
+              <w:top w:val="single" w:color="999999" w:sz="4"/>
+              <w:left w:val="single" w:color="999999" w:sz="4"/>
+              <w:bottom w:val="single" w:color="999999" w:sz="4"/>
+              <w:right w:val="single" w:color="999999" w:sz="4"/>
+            </w:tcBorders>
+            <w:shd w:fill="E8E8E8" w:color="auto" w:val="clear"/>
+            <w:tcMar>
+              <w:top w:type="dxa" w:w="40"/>
+              <w:left w:type="dxa" w:w="80"/>
+              <w:bottom w:type="dxa" w:w="40"/>
+              <w:right w:type="dxa" w:w="80"/>
+            </w:tcMar>
+          </w:tcPr>
+          <w:p>
+            <w:pPr>
+              <w:jc w:val="center"/>
+            </w:pPr>
+            <w:r>
+              <w:rPr>
+                <w:b/>
+                <w:bCs/>
+                <w:sz w:val="20"/>
+                <w:szCs w:val="20"/>
+                <w:rFonts w:ascii="Times New Roman" w:cs="Times New Roman" w:eastAsia="Times New Roman" w:hAnsi="Times New Roman"/>
+              </w:rPr>
+              <w:t xml:space="preserve">Lesson</w:t>
+            </w:r>
+          </w:p>
+        </w:tc>
+      </w:tr>
+      <w:tr>
+        <w:trPr>
+          <w:cantSplit/>
+        </w:trPr>
+        <w:tc>
+          <w:tcPr>
+            <w:tcW w:type="dxa" w:w="2888"/>
+            <w:tcBorders>
+              <w:top w:val="single" w:color="999999" w:sz="4"/>
+              <w:left w:val="single" w:color="999999" w:sz="4"/>
+              <w:bottom w:val="single" w:color="999999" w:sz="4"/>
+              <w:right w:val="single" w:color="999999" w:sz="4"/>
+            </w:tcBorders>
+            <w:tcMar>
+              <w:top w:type="dxa" w:w="40"/>
+              <w:left w:type="dxa" w:w="80"/>
+              <w:bottom w:type="dxa" w:w="40"/>
+              <w:right w:type="dxa" w:w="80"/>
+            </w:tcMar>
+          </w:tcPr>
+          <w:p>
+            <w:pPr>
+              <w:jc w:val="left"/>
+            </w:pPr>
+            <w:r>
+              <w:rPr>
+                <w:sz w:val="20"/>
+                <w:szCs w:val="20"/>
+                <w:rFonts w:ascii="Times New Roman" w:cs="Times New Roman" w:eastAsia="Times New Roman" w:hAnsi="Times New Roman"/>
+              </w:rPr>
+              <w:t xml:space="preserve">Host clock: empty SNTP packets, −110 ms OS step</w:t>
+            </w:r>
+          </w:p>
+        </w:tc>
+        <w:tc>
+          <w:tcPr>
+            <w:tcW w:type="dxa" w:w="3249"/>
+            <w:tcBorders>
+              <w:top w:val="single" w:color="999999" w:sz="4"/>
+              <w:left w:val="single" w:color="999999" w:sz="4"/>
+              <w:bottom w:val="single" w:color="999999" w:sz="4"/>
+              <w:right w:val="single" w:color="999999" w:sz="4"/>
+            </w:tcBorders>
+            <w:tcMar>
+              <w:top w:type="dxa" w:w="40"/>
+              <w:left w:type="dxa" w:w="80"/>
+              <w:bottom w:type="dxa" w:w="40"/>
+              <w:right w:type="dxa" w:w="80"/>
+            </w:tcMar>
+          </w:tcPr>
+          <w:p>
+            <w:pPr>
+              <w:jc w:val="center"/>
+            </w:pPr>
+            <w:r>
+              <w:rPr>
+                <w:sz w:val="20"/>
+                <w:szCs w:val="20"/>
+                <w:rFonts w:ascii="Times New Roman" w:cs="Times New Roman" w:eastAsia="Times New Roman" w:hAnsi="Times New Roman"/>
+              </w:rPr>
+              <w:t xml:space="preserve">Packets rejected; warmup reset; readiness gate failed</w:t>
+            </w:r>
+          </w:p>
+        </w:tc>
+        <w:tc>
+          <w:tcPr>
+            <w:tcW w:type="dxa" w:w="2889"/>
+            <w:tcBorders>
+              <w:top w:val="single" w:color="999999" w:sz="4"/>
+              <w:left w:val="single" w:color="999999" w:sz="4"/>
+              <w:bottom w:val="single" w:color="999999" w:sz="4"/>
+              <w:right w:val="single" w:color="999999" w:sz="4"/>
+            </w:tcBorders>
+            <w:tcMar>
+              <w:top w:type="dxa" w:w="40"/>
+              <w:left w:type="dxa" w:w="80"/>
+              <w:bottom w:type="dxa" w:w="40"/>
+              <w:right w:type="dxa" w:w="80"/>
+            </w:tcMar>
+          </w:tcPr>
+          <w:p>
+            <w:pPr>
+              <w:jc w:val="center"/>
+            </w:pPr>
+            <w:r>
+              <w:rPr>
+                <w:sz w:val="20"/>
+                <w:szCs w:val="20"/>
+                <w:rFonts w:ascii="Times New Roman" w:cs="Times New Roman" w:eastAsia="Times New Roman" w:hAnsi="Times New Roman"/>
+              </w:rPr>
+              <w:t xml:space="preserve">Fix the clock, not the gate; own validated SNTP client</w:t>
+            </w:r>
+          </w:p>
+        </w:tc>
+      </w:tr>
+      <w:tr>
+        <w:trPr>
+          <w:cantSplit/>
+        </w:trPr>
+        <w:tc>
+          <w:tcPr>
+            <w:tcW w:type="dxa" w:w="2888"/>
+            <w:tcBorders>
+              <w:top w:val="single" w:color="999999" w:sz="4"/>
+              <w:left w:val="single" w:color="999999" w:sz="4"/>
+              <w:bottom w:val="single" w:color="999999" w:sz="4"/>
+              <w:right w:val="single" w:color="999999" w:sz="4"/>
+            </w:tcBorders>
+            <w:tcMar>
+              <w:top w:type="dxa" w:w="40"/>
+              <w:left w:type="dxa" w:w="80"/>
+              <w:bottom w:type="dxa" w:w="40"/>
+              <w:right w:type="dxa" w:w="80"/>
+            </w:tcMar>
+          </w:tcPr>
+          <w:p>
+            <w:pPr>
+              <w:jc w:val="left"/>
+            </w:pPr>
+            <w:r>
+              <w:rPr>
+                <w:sz w:val="20"/>
+                <w:szCs w:val="20"/>
+                <w:rFonts w:ascii="Times New Roman" w:cs="Times New Roman" w:eastAsia="Times New Roman" w:hAnsi="Times New Roman"/>
+              </w:rPr>
+              <w:t xml:space="preserve">Memory growth (317 MB/h)</w:t>
+            </w:r>
+          </w:p>
+        </w:tc>
+        <w:tc>
+          <w:tcPr>
+            <w:tcW w:type="dxa" w:w="3249"/>
+            <w:tcBorders>
+              <w:top w:val="single" w:color="999999" w:sz="4"/>
+              <w:left w:val="single" w:color="999999" w:sz="4"/>
+              <w:bottom w:val="single" w:color="999999" w:sz="4"/>
+              <w:right w:val="single" w:color="999999" w:sz="4"/>
+            </w:tcBorders>
+            <w:tcMar>
+              <w:top w:type="dxa" w:w="40"/>
+              <w:left w:type="dxa" w:w="80"/>
+              <w:bottom w:type="dxa" w:w="40"/>
+              <w:right w:type="dxa" w:w="80"/>
+            </w:tcMar>
+          </w:tcPr>
+          <w:p>
+            <w:pPr>
+              <w:jc w:val="center"/>
+            </w:pPr>
+            <w:r>
+              <w:rPr>
+                <w:sz w:val="20"/>
+                <w:szCs w:val="20"/>
+                <w:rFonts w:ascii="Times New Roman" w:cs="Times New Roman" w:eastAsia="Times New Roman" w:hAnsi="Times New Roman"/>
+              </w:rPr>
+              <w:t xml:space="preserve">Stopped before first grid; 0 forecasts</w:t>
+            </w:r>
+          </w:p>
+        </w:tc>
+        <w:tc>
+          <w:tcPr>
+            <w:tcW w:type="dxa" w:w="2889"/>
+            <w:tcBorders>
+              <w:top w:val="single" w:color="999999" w:sz="4"/>
+              <w:left w:val="single" w:color="999999" w:sz="4"/>
+              <w:bottom w:val="single" w:color="999999" w:sz="4"/>
+              <w:right w:val="single" w:color="999999" w:sz="4"/>
+            </w:tcBorders>
+            <w:tcMar>
+              <w:top w:type="dxa" w:w="40"/>
+              <w:left w:type="dxa" w:w="80"/>
+              <w:bottom w:type="dxa" w:w="40"/>
+              <w:right w:type="dxa" w:w="80"/>
+            </w:tcMar>
+          </w:tcPr>
+          <w:p>
+            <w:pPr>
+              <w:jc w:val="center"/>
+            </w:pPr>
+            <w:r>
+              <w:rPr>
+                <w:sz w:val="20"/>
+                <w:szCs w:val="20"/>
+                <w:rFonts w:ascii="Times New Roman" w:cs="Times New Roman" w:eastAsia="Times New Roman" w:hAnsi="Times New Roman"/>
+              </w:rPr>
+              <w:t xml:space="preserve">Load-test at full horizon before activation</w:t>
+            </w:r>
+          </w:p>
+        </w:tc>
+      </w:tr>
+      <w:tr>
+        <w:trPr>
+          <w:cantSplit/>
+        </w:trPr>
+        <w:tc>
+          <w:tcPr>
+            <w:tcW w:type="dxa" w:w="2888"/>
+            <w:tcBorders>
+              <w:top w:val="single" w:color="999999" w:sz="4"/>
+              <w:left w:val="single" w:color="999999" w:sz="4"/>
+              <w:bottom w:val="single" w:color="999999" w:sz="4"/>
+              <w:right w:val="single" w:color="999999" w:sz="4"/>
+            </w:tcBorders>
+            <w:tcMar>
+              <w:top w:type="dxa" w:w="40"/>
+              <w:left w:type="dxa" w:w="80"/>
+              <w:bottom w:type="dxa" w:w="40"/>
+              <w:right w:type="dxa" w:w="80"/>
+            </w:tcMar>
+          </w:tcPr>
+          <w:p>
+            <w:pPr>
+              <w:jc w:val="left"/>
+            </w:pPr>
+            <w:r>
+              <w:rPr>
+                <w:sz w:val="20"/>
+                <w:szCs w:val="20"/>
+                <w:rFonts w:ascii="Times New Roman" w:cs="Times New Roman" w:eastAsia="Times New Roman" w:hAnsi="Times New Roman"/>
+              </w:rPr>
+              <w:t xml:space="preserve">Thread race in hash chain</w:t>
+            </w:r>
+          </w:p>
+        </w:tc>
+        <w:tc>
+          <w:tcPr>
+            <w:tcW w:type="dxa" w:w="3249"/>
+            <w:tcBorders>
+              <w:top w:val="single" w:color="999999" w:sz="4"/>
+              <w:left w:val="single" w:color="999999" w:sz="4"/>
+              <w:bottom w:val="single" w:color="999999" w:sz="4"/>
+              <w:right w:val="single" w:color="999999" w:sz="4"/>
+            </w:tcBorders>
+            <w:tcMar>
+              <w:top w:type="dxa" w:w="40"/>
+              <w:left w:type="dxa" w:w="80"/>
+              <w:bottom w:type="dxa" w:w="40"/>
+              <w:right w:type="dxa" w:w="80"/>
+            </w:tcMar>
+          </w:tcPr>
+          <w:p>
+            <w:pPr>
+              <w:jc w:val="center"/>
+            </w:pPr>
+            <w:r>
+              <w:rPr>
+                <w:sz w:val="20"/>
+                <w:szCs w:val="20"/>
+                <w:rFonts w:ascii="Times New Roman" w:cs="Times New Roman" w:eastAsia="Times New Roman" w:hAnsi="Times New Roman"/>
+              </w:rPr>
+              <w:t xml:space="preserve">Chain check stopped the emitter</w:t>
+            </w:r>
+          </w:p>
+        </w:tc>
+        <w:tc>
+          <w:tcPr>
+            <w:tcW w:type="dxa" w:w="2889"/>
+            <w:tcBorders>
+              <w:top w:val="single" w:color="999999" w:sz="4"/>
+              <w:left w:val="single" w:color="999999" w:sz="4"/>
+              <w:bottom w:val="single" w:color="999999" w:sz="4"/>
+              <w:right w:val="single" w:color="999999" w:sz="4"/>
+            </w:tcBorders>
+            <w:tcMar>
+              <w:top w:type="dxa" w:w="40"/>
+              <w:left w:type="dxa" w:w="80"/>
+              <w:bottom w:type="dxa" w:w="40"/>
+              <w:right w:type="dxa" w:w="80"/>
+            </w:tcMar>
+          </w:tcPr>
+          <w:p>
+            <w:pPr>
+              <w:jc w:val="center"/>
+            </w:pPr>
+            <w:r>
+              <w:rPr>
+                <w:sz w:val="20"/>
+                <w:szCs w:val="20"/>
+                <w:rFonts w:ascii="Times New Roman" w:cs="Times New Roman" w:eastAsia="Times New Roman" w:hAnsi="Times New Roman"/>
+              </w:rPr>
+              <w:t xml:space="preserve">Single-writer journals, enforced by test</w:t>
+            </w:r>
+          </w:p>
+        </w:tc>
+      </w:tr>
+      <w:tr>
+        <w:trPr>
+          <w:cantSplit/>
+        </w:trPr>
+        <w:tc>
+          <w:tcPr>
+            <w:tcW w:type="dxa" w:w="2888"/>
+            <w:tcBorders>
+              <w:top w:val="single" w:color="999999" w:sz="4"/>
+              <w:left w:val="single" w:color="999999" w:sz="4"/>
+              <w:bottom w:val="single" w:color="999999" w:sz="4"/>
+              <w:right w:val="single" w:color="999999" w:sz="4"/>
+            </w:tcBorders>
+            <w:tcMar>
+              <w:top w:type="dxa" w:w="40"/>
+              <w:left w:type="dxa" w:w="80"/>
+              <w:bottom w:type="dxa" w:w="40"/>
+              <w:right w:type="dxa" w:w="80"/>
+            </w:tcMar>
+          </w:tcPr>
+          <w:p>
+            <w:pPr>
+              <w:jc w:val="left"/>
+            </w:pPr>
+            <w:r>
+              <w:rPr>
+                <w:sz w:val="20"/>
+                <w:szCs w:val="20"/>
+                <w:rFonts w:ascii="Times New Roman" w:cs="Times New Roman" w:eastAsia="Times New Roman" w:hAnsi="Times New Roman"/>
+              </w:rPr>
+              <w:t xml:space="preserve">DNS outage during capture</w:t>
+            </w:r>
+          </w:p>
+        </w:tc>
+        <w:tc>
+          <w:tcPr>
+            <w:tcW w:type="dxa" w:w="3249"/>
+            <w:tcBorders>
+              <w:top w:val="single" w:color="999999" w:sz="4"/>
+              <w:left w:val="single" w:color="999999" w:sz="4"/>
+              <w:bottom w:val="single" w:color="999999" w:sz="4"/>
+              <w:right w:val="single" w:color="999999" w:sz="4"/>
+            </w:tcBorders>
+            <w:tcMar>
+              <w:top w:type="dxa" w:w="40"/>
+              <w:left w:type="dxa" w:w="80"/>
+              <w:bottom w:type="dxa" w:w="40"/>
+              <w:right w:type="dxa" w:w="80"/>
+            </w:tcMar>
+          </w:tcPr>
+          <w:p>
+            <w:pPr>
+              <w:jc w:val="center"/>
+            </w:pPr>
+            <w:r>
+              <w:rPr>
+                <w:sz w:val="20"/>
+                <w:szCs w:val="20"/>
+                <w:rFonts w:ascii="Times New Roman" w:cs="Times New Roman" w:eastAsia="Times New Roman" w:hAnsi="Times New Roman"/>
+              </w:rPr>
+              <w:t xml:space="preserve">Outcome-blind refetch to a separate directory</w:t>
+            </w:r>
+          </w:p>
+        </w:tc>
+        <w:tc>
+          <w:tcPr>
+            <w:tcW w:type="dxa" w:w="2889"/>
+            <w:tcBorders>
+              <w:top w:val="single" w:color="999999" w:sz="4"/>
+              <w:left w:val="single" w:color="999999" w:sz="4"/>
+              <w:bottom w:val="single" w:color="999999" w:sz="4"/>
+              <w:right w:val="single" w:color="999999" w:sz="4"/>
+            </w:tcBorders>
+            <w:tcMar>
+              <w:top w:type="dxa" w:w="40"/>
+              <w:left w:type="dxa" w:w="80"/>
+              <w:bottom w:type="dxa" w:w="40"/>
+              <w:right w:type="dxa" w:w="80"/>
+            </w:tcMar>
+          </w:tcPr>
+          <w:p>
+            <w:pPr>
+              <w:jc w:val="center"/>
+            </w:pPr>
+            <w:r>
+              <w:rPr>
+                <w:sz w:val="20"/>
+                <w:szCs w:val="20"/>
+                <w:rFonts w:ascii="Times New Roman" w:cs="Times New Roman" w:eastAsia="Times New Roman" w:hAnsi="Times New Roman"/>
+              </w:rPr>
+              <w:t xml:space="preserve">Retry rules need an explicit outage clause</w:t>
+            </w:r>
+          </w:p>
+        </w:tc>
+      </w:tr>
+      <w:tr>
+        <w:trPr>
+          <w:cantSplit/>
+        </w:trPr>
+        <w:tc>
+          <w:tcPr>
+            <w:tcW w:type="dxa" w:w="2888"/>
+            <w:tcBorders>
+              <w:top w:val="single" w:color="999999" w:sz="4"/>
+              <w:left w:val="single" w:color="999999" w:sz="4"/>
+              <w:bottom w:val="single" w:color="999999" w:sz="4"/>
+              <w:right w:val="single" w:color="999999" w:sz="4"/>
+            </w:tcBorders>
+            <w:tcMar>
+              <w:top w:type="dxa" w:w="40"/>
+              <w:left w:type="dxa" w:w="80"/>
+              <w:bottom w:type="dxa" w:w="40"/>
+              <w:right w:type="dxa" w:w="80"/>
+            </w:tcMar>
+          </w:tcPr>
+          <w:p>
+            <w:pPr>
+              <w:jc w:val="left"/>
+            </w:pPr>
+            <w:r>
+              <w:rPr>
+                <w:sz w:val="20"/>
+                <w:szCs w:val="20"/>
+                <w:rFonts w:ascii="Times New Roman" w:cs="Times New Roman" w:eastAsia="Times New Roman" w:hAnsi="Times New Roman"/>
+              </w:rPr>
+              <w:t xml:space="preserve">First-grid handoff</w:t>
+            </w:r>
+          </w:p>
+        </w:tc>
+        <w:tc>
+          <w:tcPr>
+            <w:tcW w:type="dxa" w:w="3249"/>
+            <w:tcBorders>
+              <w:top w:val="single" w:color="999999" w:sz="4"/>
+              <w:left w:val="single" w:color="999999" w:sz="4"/>
+              <w:bottom w:val="single" w:color="999999" w:sz="4"/>
+              <w:right w:val="single" w:color="999999" w:sz="4"/>
+            </w:tcBorders>
+            <w:tcMar>
+              <w:top w:type="dxa" w:w="40"/>
+              <w:left w:type="dxa" w:w="80"/>
+              <w:bottom w:type="dxa" w:w="40"/>
+              <w:right w:type="dxa" w:w="80"/>
+            </w:tcMar>
+          </w:tcPr>
+          <w:p>
+            <w:pPr>
+              <w:jc w:val="center"/>
+            </w:pPr>
+            <w:r>
+              <w:rPr>
+                <w:sz w:val="20"/>
+                <w:szCs w:val="20"/>
+                <w:rFonts w:ascii="Times New Roman" w:cs="Times New Roman" w:eastAsia="Times New Roman" w:hAnsi="Times New Roman"/>
+              </w:rPr>
+              <w:t xml:space="preserve">30 abstentions (0.12%)</w:t>
+            </w:r>
+          </w:p>
+        </w:tc>
+        <w:tc>
+          <w:tcPr>
+            <w:tcW w:type="dxa" w:w="2889"/>
+            <w:tcBorders>
+              <w:top w:val="single" w:color="999999" w:sz="4"/>
+              <w:left w:val="single" w:color="999999" w:sz="4"/>
+              <w:bottom w:val="single" w:color="999999" w:sz="4"/>
+              <w:right w:val="single" w:color="999999" w:sz="4"/>
+            </w:tcBorders>
+            <w:tcMar>
+              <w:top w:type="dxa" w:w="40"/>
+              <w:left w:type="dxa" w:w="80"/>
+              <w:bottom w:type="dxa" w:w="40"/>
+              <w:right w:type="dxa" w:w="80"/>
+            </w:tcMar>
+          </w:tcPr>
+          <w:p>
+            <w:pPr>
+              <w:jc w:val="center"/>
+            </w:pPr>
+            <w:r>
+              <w:rPr>
+                <w:sz w:val="20"/>
+                <w:szCs w:val="20"/>
+                <w:rFonts w:ascii="Times New Roman" w:cs="Times New Roman" w:eastAsia="Times New Roman" w:hAnsi="Times New Roman"/>
+              </w:rPr>
+              <w:t xml:space="preserve">Rehearse the activation handoff end to end</w:t>
+            </w:r>
+          </w:p>
+        </w:tc>
+      </w:tr>
+      <w:tr>
+        <w:trPr>
+          <w:cantSplit/>
+        </w:trPr>
+        <w:tc>
+          <w:tcPr>
+            <w:tcW w:type="dxa" w:w="2888"/>
+            <w:tcBorders>
+              <w:top w:val="single" w:color="999999" w:sz="4"/>
+              <w:left w:val="single" w:color="999999" w:sz="4"/>
+              <w:bottom w:val="single" w:color="999999" w:sz="4"/>
+              <w:right w:val="single" w:color="999999" w:sz="4"/>
+            </w:tcBorders>
+            <w:tcMar>
+              <w:top w:type="dxa" w:w="40"/>
+              <w:left w:type="dxa" w:w="80"/>
+              <w:bottom w:type="dxa" w:w="40"/>
+              <w:right w:type="dxa" w:w="80"/>
+            </w:tcMar>
+          </w:tcPr>
+          <w:p>
+            <w:pPr>
+              <w:jc w:val="left"/>
+            </w:pPr>
+            <w:r>
+              <w:rPr>
+                <w:sz w:val="20"/>
+                <w:szCs w:val="20"/>
+                <w:rFonts w:ascii="Times New Roman" w:cs="Times New Roman" w:eastAsia="Times New Roman" w:hAnsi="Times New Roman"/>
+              </w:rPr>
+              <w:t xml:space="preserve">Swap stall from a concurrent job</w:t>
+            </w:r>
+          </w:p>
+        </w:tc>
+        <w:tc>
+          <w:tcPr>
+            <w:tcW w:type="dxa" w:w="3249"/>
+            <w:tcBorders>
+              <w:top w:val="single" w:color="999999" w:sz="4"/>
+              <w:left w:val="single" w:color="999999" w:sz="4"/>
+              <w:bottom w:val="single" w:color="999999" w:sz="4"/>
+              <w:right w:val="single" w:color="999999" w:sz="4"/>
+            </w:tcBorders>
+            <w:tcMar>
+              <w:top w:type="dxa" w:w="40"/>
+              <w:left w:type="dxa" w:w="80"/>
+              <w:bottom w:type="dxa" w:w="40"/>
+              <w:right w:type="dxa" w:w="80"/>
+            </w:tcMar>
+          </w:tcPr>
+          <w:p>
+            <w:pPr>
+              <w:jc w:val="center"/>
+            </w:pPr>
+            <w:r>
+              <w:rPr>
+                <w:sz w:val="20"/>
+                <w:szCs w:val="20"/>
+                <w:rFonts w:ascii="Times New Roman" w:cs="Times New Roman" w:eastAsia="Times New Roman" w:hAnsi="Times New Roman"/>
+              </w:rPr>
+              <w:t xml:space="preserve">4 grids missed; warmup abstentions</w:t>
+            </w:r>
+          </w:p>
+        </w:tc>
+        <w:tc>
+          <w:tcPr>
+            <w:tcW w:type="dxa" w:w="2889"/>
+            <w:tcBorders>
+              <w:top w:val="single" w:color="999999" w:sz="4"/>
+              <w:left w:val="single" w:color="999999" w:sz="4"/>
+              <w:bottom w:val="single" w:color="999999" w:sz="4"/>
+              <w:right w:val="single" w:color="999999" w:sz="4"/>
+            </w:tcBorders>
+            <w:tcMar>
+              <w:top w:type="dxa" w:w="40"/>
+              <w:left w:type="dxa" w:w="80"/>
+              <w:bottom w:type="dxa" w:w="40"/>
+              <w:right w:type="dxa" w:w="80"/>
+            </w:tcMar>
+          </w:tcPr>
+          <w:p>
+            <w:pPr>
+              <w:jc w:val="center"/>
+            </w:pPr>
+            <w:r>
+              <w:rPr>
+                <w:sz w:val="20"/>
+                <w:szCs w:val="20"/>
+                <w:rFonts w:ascii="Times New Roman" w:cs="Times New Roman" w:eastAsia="Times New Roman" w:hAnsi="Times New Roman"/>
+              </w:rPr>
+              <w:t xml:space="preserve">Separate production and research hosts</w:t>
+            </w:r>
+          </w:p>
+        </w:tc>
+      </w:tr>
+      <w:tr>
+        <w:trPr>
+          <w:cantSplit/>
+        </w:trPr>
+        <w:tc>
+          <w:tcPr>
+            <w:tcW w:type="dxa" w:w="2888"/>
+            <w:tcBorders>
+              <w:top w:val="single" w:color="999999" w:sz="4"/>
+              <w:left w:val="single" w:color="999999" w:sz="4"/>
+              <w:bottom w:val="single" w:color="999999" w:sz="4"/>
+              <w:right w:val="single" w:color="999999" w:sz="4"/>
+            </w:tcBorders>
+            <w:tcMar>
+              <w:top w:type="dxa" w:w="40"/>
+              <w:left w:type="dxa" w:w="80"/>
+              <w:bottom w:type="dxa" w:w="40"/>
+              <w:right w:type="dxa" w:w="80"/>
+            </w:tcMar>
+          </w:tcPr>
+          <w:p>
+            <w:pPr>
+              <w:jc w:val="left"/>
+            </w:pPr>
+            <w:r>
+              <w:rPr>
+                <w:sz w:val="20"/>
+                <w:szCs w:val="20"/>
+                <w:rFonts w:ascii="Times New Roman" w:cs="Times New Roman" w:eastAsia="Times New Roman" w:hAnsi="Times New Roman"/>
+              </w:rPr>
+              <w:t xml:space="preserve">Lid-closed sleep and reboot</w:t>
+            </w:r>
+          </w:p>
+        </w:tc>
+        <w:tc>
+          <w:tcPr>
+            <w:tcW w:type="dxa" w:w="3249"/>
+            <w:tcBorders>
+              <w:top w:val="single" w:color="999999" w:sz="4"/>
+              <w:left w:val="single" w:color="999999" w:sz="4"/>
+              <w:bottom w:val="single" w:color="999999" w:sz="4"/>
+              <w:right w:val="single" w:color="999999" w:sz="4"/>
+            </w:tcBorders>
+            <w:tcMar>
+              <w:top w:type="dxa" w:w="40"/>
+              <w:left w:type="dxa" w:w="80"/>
+              <w:bottom w:type="dxa" w:w="40"/>
+              <w:right w:type="dxa" w:w="80"/>
+            </w:tcMar>
+          </w:tcPr>
+          <w:p>
+            <w:pPr>
+              <w:jc w:val="center"/>
+            </w:pPr>
+            <w:r>
+              <w:rPr>
+                <w:sz w:val="20"/>
+                <w:szCs w:val="20"/>
+                <w:rFonts w:ascii="Times New Roman" w:cs="Times New Roman" w:eastAsia="Times New Roman" w:hAnsi="Times New Roman"/>
+              </w:rPr>
+              <w:t xml:space="preserve">Run ended; no backfill</w:t>
+            </w:r>
+          </w:p>
+        </w:tc>
+        <w:tc>
+          <w:tcPr>
+            <w:tcW w:type="dxa" w:w="2889"/>
+            <w:tcBorders>
+              <w:top w:val="single" w:color="999999" w:sz="4"/>
+              <w:left w:val="single" w:color="999999" w:sz="4"/>
+              <w:bottom w:val="single" w:color="999999" w:sz="4"/>
+              <w:right w:val="single" w:color="999999" w:sz="4"/>
+            </w:tcBorders>
+            <w:tcMar>
+              <w:top w:type="dxa" w:w="40"/>
+              <w:left w:type="dxa" w:w="80"/>
+              <w:bottom w:type="dxa" w:w="40"/>
+              <w:right w:type="dxa" w:w="80"/>
+            </w:tcMar>
+          </w:tcPr>
+          <w:p>
+            <w:pPr>
+              <w:jc w:val="center"/>
+            </w:pPr>
+            <w:r>
+              <w:rPr>
+                <w:sz w:val="20"/>
+                <w:szCs w:val="20"/>
+                <w:rFonts w:ascii="Times New Roman" w:cs="Times New Roman" w:eastAsia="Times New Roman" w:hAnsi="Times New Roman"/>
+              </w:rPr>
+              <w:t xml:space="preserve">Always-on host: AC power, sleep disabled, service restart</w:t>
+            </w:r>
+          </w:p>
+        </w:tc>
+      </w:tr>
+    </w:tbl>
+    <w:p>
+      <w:pPr>
+        <w:spacing w:after="120"/>
+      </w:pPr>
+    </w:p>
+    <w:p>
+      <w:pPr>
+        <w:pStyle w:val="Heading2"/>
+        <w:keepNext/>
+        <w:spacing w:before="240" w:after="120"/>
+      </w:pPr>
+      <w:r>
+        <w:rPr>
+          <w:b/>
+          <w:bCs/>
+          <w:color w:val="000000"/>
+          <w:sz w:val="28"/>
+          <w:szCs w:val="28"/>
+          <w:rFonts w:ascii="Times New Roman" w:cs="Times New Roman" w:eastAsia="Times New Roman" w:hAnsi="Times New Roman"/>
+        </w:rPr>
+        <w:t xml:space="preserve">7.5 Results</w:t>
       </w:r>
     </w:p>
     <w:p>
@@ -9459,7 +11328,7 @@
           <w:szCs w:val="24"/>
           <w:rFonts w:ascii="Times New Roman" w:cs="Times New Roman" w:eastAsia="Times New Roman" w:hAnsi="Times New Roman"/>
         </w:rPr>
-        <w:t xml:space="preserve">The answers to RQ1 and RQ2 differ sharply. Simple news counts did not improve a market-history forecaster under strict availability rules, while a microstructure target was forecast reliably better than strong baselines on every unopened block. This is consistent with a market in which public news is either quickly priced or too weakly linked to individual contracts to be detected by counts, whereas quote activity is persistent and well summarised by recent quote changes, spread and price level. The booster’s advantage over logistic regression suggests that these effects interact nonlinearly. For example, the same recent change implies different future activity at different price levels and spreads.</w:t>
+        <w:t xml:space="preserve">The answers to RQ1 and RQ2 differ sharply. Simple news counts did not improve a market-history forecaster under strict availability rules, while a microstructure target was forecast reliably better than strong baselines on every unopened block. This is consistent with a market in which public news is either quickly priced or too weakly linked to individual contracts to be detected by counts, whereas quote activity is persistent and well summarised by recent quote changes, spread and price level. The permutation analysis supports a nonlinear reading of the booster’s advantage: inputs unavailable to logistic regression account for only about a fifth of the gap. For example, the same recent change implies different future activity at different price levels and spreads.</w:t>
       </w:r>
     </w:p>
     <w:p>
@@ -10540,7 +12409,7 @@
           <w:szCs w:val="22"/>
           <w:rFonts w:ascii="Times New Roman" w:cs="Times New Roman" w:eastAsia="Times New Roman" w:hAnsi="Times New Roman"/>
         </w:rPr>
-        <w:t xml:space="preserve">Table 5. </w:t>
+        <w:t xml:space="preserve">Table 7. </w:t>
       </w:r>
       <w:r>
         <w:rPr>
@@ -11493,7 +13362,7 @@
           <w:szCs w:val="22"/>
           <w:rFonts w:ascii="Times New Roman" w:cs="Times New Roman" w:eastAsia="Times New Roman" w:hAnsi="Times New Roman"/>
         </w:rPr>
-        <w:t xml:space="preserve">Table 6. </w:t>
+        <w:t xml:space="preserve">Table 8. </w:t>
       </w:r>
       <w:r>
         <w:rPr>
@@ -12605,6 +14474,196 @@
                 <w:szCs w:val="20"/>
                 <w:rFonts w:ascii="Times New Roman" w:cs="Times New Roman" w:eastAsia="Times New Roman" w:hAnsi="Times New Roman"/>
               </w:rPr>
+              <w:t xml:space="preserve">V02 live, sleep/reboot</w:t>
+            </w:r>
+          </w:p>
+        </w:tc>
+        <w:tc>
+          <w:tcPr>
+            <w:tcW w:type="dxa" w:w="3791"/>
+            <w:tcBorders>
+              <w:top w:val="single" w:color="999999" w:sz="4"/>
+              <w:left w:val="single" w:color="999999" w:sz="4"/>
+              <w:bottom w:val="single" w:color="999999" w:sz="4"/>
+              <w:right w:val="single" w:color="999999" w:sz="4"/>
+            </w:tcBorders>
+            <w:tcMar>
+              <w:top w:type="dxa" w:w="40"/>
+              <w:left w:type="dxa" w:w="80"/>
+              <w:bottom w:type="dxa" w:w="40"/>
+              <w:right w:type="dxa" w:w="80"/>
+            </w:tcMar>
+          </w:tcPr>
+          <w:p>
+            <w:pPr>
+              <w:jc w:val="center"/>
+            </w:pPr>
+            <w:r>
+              <w:rPr>
+                <w:sz w:val="20"/>
+                <w:szCs w:val="20"/>
+                <w:rFonts w:ascii="Times New Roman" w:cs="Times New Roman" w:eastAsia="Times New Roman" w:hAnsi="Times New Roman"/>
+              </w:rPr>
+              <w:t xml:space="preserve">Lid-closed battery sleep 04:42 UTC, reboot 05:16 UTC, 27 Oct; source and emitter lost</w:t>
+            </w:r>
+          </w:p>
+        </w:tc>
+        <w:tc>
+          <w:tcPr>
+            <w:tcW w:type="dxa" w:w="3249"/>
+            <w:tcBorders>
+              <w:top w:val="single" w:color="999999" w:sz="4"/>
+              <w:left w:val="single" w:color="999999" w:sz="4"/>
+              <w:bottom w:val="single" w:color="999999" w:sz="4"/>
+              <w:right w:val="single" w:color="999999" w:sz="4"/>
+            </w:tcBorders>
+            <w:tcMar>
+              <w:top w:type="dxa" w:w="40"/>
+              <w:left w:type="dxa" w:w="80"/>
+              <w:bottom w:type="dxa" w:w="40"/>
+              <w:right w:type="dxa" w:w="80"/>
+            </w:tcMar>
+          </w:tcPr>
+          <w:p>
+            <w:pPr>
+              <w:jc w:val="center"/>
+            </w:pPr>
+            <w:r>
+              <w:rPr>
+                <w:sz w:val="20"/>
+                <w:szCs w:val="20"/>
+                <w:rFonts w:ascii="Times New Roman" w:cs="Times New Roman" w:eastAsia="Times New Roman" w:hAnsi="Times New Roman"/>
+              </w:rPr>
+              <w:t xml:space="preserve">Not restarted into the same run; later grids abstained/missed</w:t>
+            </w:r>
+          </w:p>
+        </w:tc>
+      </w:tr>
+      <w:tr>
+        <w:trPr>
+          <w:cantSplit/>
+        </w:trPr>
+        <w:tc>
+          <w:tcPr>
+            <w:tcW w:type="dxa" w:w="1986"/>
+            <w:tcBorders>
+              <w:top w:val="single" w:color="999999" w:sz="4"/>
+              <w:left w:val="single" w:color="999999" w:sz="4"/>
+              <w:bottom w:val="single" w:color="999999" w:sz="4"/>
+              <w:right w:val="single" w:color="999999" w:sz="4"/>
+            </w:tcBorders>
+            <w:tcMar>
+              <w:top w:type="dxa" w:w="40"/>
+              <w:left w:type="dxa" w:w="80"/>
+              <w:bottom w:type="dxa" w:w="40"/>
+              <w:right w:type="dxa" w:w="80"/>
+            </w:tcMar>
+          </w:tcPr>
+          <w:p>
+            <w:pPr>
+              <w:jc w:val="left"/>
+            </w:pPr>
+            <w:r>
+              <w:rPr>
+                <w:sz w:val="20"/>
+                <w:szCs w:val="20"/>
+                <w:rFonts w:ascii="Times New Roman" w:cs="Times New Roman" w:eastAsia="Times New Roman" w:hAnsi="Times New Roman"/>
+              </w:rPr>
+              <w:t xml:space="preserve">Report rounding</w:t>
+            </w:r>
+          </w:p>
+        </w:tc>
+        <w:tc>
+          <w:tcPr>
+            <w:tcW w:type="dxa" w:w="3791"/>
+            <w:tcBorders>
+              <w:top w:val="single" w:color="999999" w:sz="4"/>
+              <w:left w:val="single" w:color="999999" w:sz="4"/>
+              <w:bottom w:val="single" w:color="999999" w:sz="4"/>
+              <w:right w:val="single" w:color="999999" w:sz="4"/>
+            </w:tcBorders>
+            <w:tcMar>
+              <w:top w:type="dxa" w:w="40"/>
+              <w:left w:type="dxa" w:w="80"/>
+              <w:bottom w:type="dxa" w:w="40"/>
+              <w:right w:type="dxa" w:w="80"/>
+            </w:tcMar>
+          </w:tcPr>
+          <w:p>
+            <w:pPr>
+              <w:jc w:val="center"/>
+            </w:pPr>
+            <w:r>
+              <w:rPr>
+                <w:sz w:val="20"/>
+                <w:szCs w:val="20"/>
+                <w:rFonts w:ascii="Times New Roman" w:cs="Times New Roman" w:eastAsia="Times New Roman" w:hAnsi="Times New Roman"/>
+              </w:rPr>
+              <w:t xml:space="preserve">June 1–7 interval printed as [0.039, 0.081]; artifact value 0.0805 rounds to 0.080</w:t>
+            </w:r>
+          </w:p>
+        </w:tc>
+        <w:tc>
+          <w:tcPr>
+            <w:tcW w:type="dxa" w:w="3249"/>
+            <w:tcBorders>
+              <w:top w:val="single" w:color="999999" w:sz="4"/>
+              <w:left w:val="single" w:color="999999" w:sz="4"/>
+              <w:bottom w:val="single" w:color="999999" w:sz="4"/>
+              <w:right w:val="single" w:color="999999" w:sz="4"/>
+            </w:tcBorders>
+            <w:tcMar>
+              <w:top w:type="dxa" w:w="40"/>
+              <w:left w:type="dxa" w:w="80"/>
+              <w:bottom w:type="dxa" w:w="40"/>
+              <w:right w:type="dxa" w:w="80"/>
+            </w:tcMar>
+          </w:tcPr>
+          <w:p>
+            <w:pPr>
+              <w:jc w:val="center"/>
+            </w:pPr>
+            <w:r>
+              <w:rPr>
+                <w:sz w:val="20"/>
+                <w:szCs w:val="20"/>
+                <w:rFonts w:ascii="Times New Roman" w:cs="Times New Roman" w:eastAsia="Times New Roman" w:hAnsi="Times New Roman"/>
+              </w:rPr>
+              <w:t xml:space="preserve">Caught by the reproducibility check; corrected</w:t>
+            </w:r>
+          </w:p>
+        </w:tc>
+      </w:tr>
+      <w:tr>
+        <w:trPr>
+          <w:cantSplit/>
+        </w:trPr>
+        <w:tc>
+          <w:tcPr>
+            <w:tcW w:type="dxa" w:w="1986"/>
+            <w:tcBorders>
+              <w:top w:val="single" w:color="999999" w:sz="4"/>
+              <w:left w:val="single" w:color="999999" w:sz="4"/>
+              <w:bottom w:val="single" w:color="999999" w:sz="4"/>
+              <w:right w:val="single" w:color="999999" w:sz="4"/>
+            </w:tcBorders>
+            <w:tcMar>
+              <w:top w:type="dxa" w:w="40"/>
+              <w:left w:type="dxa" w:w="80"/>
+              <w:bottom w:type="dxa" w:w="40"/>
+              <w:right w:type="dxa" w:w="80"/>
+            </w:tcMar>
+          </w:tcPr>
+          <w:p>
+            <w:pPr>
+              <w:jc w:val="left"/>
+            </w:pPr>
+            <w:r>
+              <w:rPr>
+                <w:sz w:val="20"/>
+                <w:szCs w:val="20"/>
+                <w:rFonts w:ascii="Times New Roman" w:cs="Times New Roman" w:eastAsia="Times New Roman" w:hAnsi="Times New Roman"/>
+              </w:rPr>
               <w:t xml:space="preserve">June 15–28 cohort v1</w:t>
             </w:r>
           </w:p>
@@ -12711,28 +14770,52 @@
       </w:pPr>
       <w:r>
         <w:rPr>
-          <w:sz w:val="22"/>
-          <w:szCs w:val="22"/>
-          <w:rFonts w:ascii="Times New Roman" w:cs="Times New Roman" w:eastAsia="Times New Roman" w:hAnsi="Times New Roman"/>
-        </w:rPr>
-        <w:t xml:space="preserve">All code is in the EventX repository. Frozen releases live under eventx/release/, and results with their hash manifests under data/. The principal entry points are listed below (run from the repository root with the project virtual environment).</w:t>
-      </w:r>
-    </w:p>
-    <w:p>
-      <w:pPr>
-        <w:keepNext/>
-        <w:spacing w:before="60" w:after="200"/>
-        <w:jc w:val="center"/>
-      </w:pPr>
-      <w:r>
-        <w:rPr>
           <w:b/>
           <w:bCs/>
           <w:sz w:val="22"/>
           <w:szCs w:val="22"/>
           <w:rFonts w:ascii="Times New Roman" w:cs="Times New Roman" w:eastAsia="Times New Roman" w:hAnsi="Times New Roman"/>
         </w:rPr>
-        <w:t xml:space="preserve">Table 7. </w:t>
+        <w:t xml:space="preserve">One-command check.</w:t>
+      </w:r>
+      <w:r>
+        <w:rPr>
+          <w:sz w:val="22"/>
+          <w:szCs w:val="22"/>
+          <w:rFonts w:ascii="Times New Roman" w:cs="Times New Roman" w:eastAsia="Times New Roman" w:hAnsi="Times New Roman"/>
+        </w:rPr>
+        <w:t xml:space="preserve"> verify_report_reproducibility_20261027 re-hashes every file locked by the 78 frozen release manifests and the data manifests cited here (1,147 files in 84 manifests; two earlier locks pass only through their documented successor manifests). It checks that each headline number in this report equals its artifact value, re-renders every figure from frozen outputs and confirms the PNGs are byte-identical, and with --recompute reruns the post hoc analyses and compares them. It reads no holdout and starts no evaluation. On 27 October it passed; its first run caught one rounding error in this report, now corrected.</w:t>
+      </w:r>
+    </w:p>
+    <w:p>
+      <w:pPr>
+        <w:spacing w:line="240" w:after="100"/>
+        <w:jc w:val="both"/>
+      </w:pPr>
+      <w:r>
+        <w:rPr>
+          <w:sz w:val="22"/>
+          <w:szCs w:val="22"/>
+          <w:rFonts w:ascii="Times New Roman" w:cs="Times New Roman" w:eastAsia="Times New Roman" w:hAnsi="Times New Roman"/>
+        </w:rPr>
+        <w:t xml:space="preserve">All code is in the EventX repository. Frozen releases live under eventx/release/, and results with their hash manifests under data/. The principal entry points are listed below (run from the repository root with the project virtual environment).</w:t>
+      </w:r>
+    </w:p>
+    <w:p>
+      <w:pPr>
+        <w:keepNext/>
+        <w:spacing w:before="60" w:after="200"/>
+        <w:jc w:val="center"/>
+      </w:pPr>
+      <w:r>
+        <w:rPr>
+          <w:b/>
+          <w:bCs/>
+          <w:sz w:val="22"/>
+          <w:szCs w:val="22"/>
+          <w:rFonts w:ascii="Times New Roman" w:cs="Times New Roman" w:eastAsia="Times New Roman" w:hAnsi="Times New Roman"/>
+        </w:rPr>
+        <w:t xml:space="preserve">Table 9. </w:t>
       </w:r>
       <w:r>
         <w:rPr>
@@ -13476,6 +15559,201 @@
                 <w:rFonts w:ascii="Times New Roman" w:cs="Times New Roman" w:eastAsia="Times New Roman" w:hAnsi="Times New Roman"/>
               </w:rPr>
               <w:t xml:space="preserve">python -m eventx.tasks.check_v7_forecast_runtime_20261026_v02 (32 tests)</w:t>
+            </w:r>
+          </w:p>
+        </w:tc>
+      </w:tr>
+      <w:tr>
+        <w:trPr>
+          <w:cantSplit/>
+        </w:trPr>
+        <w:tc>
+          <w:tcPr>
+            <w:tcW w:type="dxa" w:w="2527"/>
+            <w:tcBorders>
+              <w:top w:val="single" w:color="999999" w:sz="4"/>
+              <w:left w:val="single" w:color="999999" w:sz="4"/>
+              <w:bottom w:val="single" w:color="999999" w:sz="4"/>
+              <w:right w:val="single" w:color="999999" w:sz="4"/>
+            </w:tcBorders>
+            <w:tcMar>
+              <w:top w:type="dxa" w:w="40"/>
+              <w:left w:type="dxa" w:w="80"/>
+              <w:bottom w:type="dxa" w:w="40"/>
+              <w:right w:type="dxa" w:w="80"/>
+            </w:tcMar>
+          </w:tcPr>
+          <w:p>
+            <w:pPr>
+              <w:jc w:val="left"/>
+            </w:pPr>
+            <w:r>
+              <w:rPr>
+                <w:sz w:val="20"/>
+                <w:szCs w:val="20"/>
+                <w:rFonts w:ascii="Times New Roman" w:cs="Times New Roman" w:eastAsia="Times New Roman" w:hAnsi="Times New Roman"/>
+              </w:rPr>
+              <w:t xml:space="preserve">News bound (Section 4.3)</w:t>
+            </w:r>
+          </w:p>
+        </w:tc>
+        <w:tc>
+          <w:tcPr>
+            <w:tcW w:type="dxa" w:w="6499"/>
+            <w:tcBorders>
+              <w:top w:val="single" w:color="999999" w:sz="4"/>
+              <w:left w:val="single" w:color="999999" w:sz="4"/>
+              <w:bottom w:val="single" w:color="999999" w:sz="4"/>
+              <w:right w:val="single" w:color="999999" w:sz="4"/>
+            </w:tcBorders>
+            <w:tcMar>
+              <w:top w:type="dxa" w:w="40"/>
+              <w:left w:type="dxa" w:w="80"/>
+              <w:bottom w:type="dxa" w:w="40"/>
+              <w:right w:type="dxa" w:w="80"/>
+            </w:tcMar>
+          </w:tcPr>
+          <w:p>
+            <w:pPr>
+              <w:jc w:val="center"/>
+            </w:pPr>
+            <w:r>
+              <w:rPr>
+                <w:sz w:val="20"/>
+                <w:szCs w:val="20"/>
+                <w:rFonts w:ascii="Times New Roman" w:cs="Times New Roman" w:eastAsia="Times New Roman" w:hAnsi="Times New Roman"/>
+              </w:rPr>
+              <w:t xml:space="preserve">python -m eventx.tasks.analyze_v3_1_news_mde_20261027</w:t>
+            </w:r>
+          </w:p>
+        </w:tc>
+      </w:tr>
+      <w:tr>
+        <w:trPr>
+          <w:cantSplit/>
+        </w:trPr>
+        <w:tc>
+          <w:tcPr>
+            <w:tcW w:type="dxa" w:w="2527"/>
+            <w:tcBorders>
+              <w:top w:val="single" w:color="999999" w:sz="4"/>
+              <w:left w:val="single" w:color="999999" w:sz="4"/>
+              <w:bottom w:val="single" w:color="999999" w:sz="4"/>
+              <w:right w:val="single" w:color="999999" w:sz="4"/>
+            </w:tcBorders>
+            <w:tcMar>
+              <w:top w:type="dxa" w:w="40"/>
+              <w:left w:type="dxa" w:w="80"/>
+              <w:bottom w:type="dxa" w:w="40"/>
+              <w:right w:type="dxa" w:w="80"/>
+            </w:tcMar>
+          </w:tcPr>
+          <w:p>
+            <w:pPr>
+              <w:jc w:val="left"/>
+            </w:pPr>
+            <w:r>
+              <w:rPr>
+                <w:sz w:val="20"/>
+                <w:szCs w:val="20"/>
+                <w:rFonts w:ascii="Times New Roman" w:cs="Times New Roman" w:eastAsia="Times New Roman" w:hAnsi="Times New Roman"/>
+              </w:rPr>
+              <w:t xml:space="preserve">Booster drivers (Section 6.4)</w:t>
+            </w:r>
+          </w:p>
+        </w:tc>
+        <w:tc>
+          <w:tcPr>
+            <w:tcW w:type="dxa" w:w="6499"/>
+            <w:tcBorders>
+              <w:top w:val="single" w:color="999999" w:sz="4"/>
+              <w:left w:val="single" w:color="999999" w:sz="4"/>
+              <w:bottom w:val="single" w:color="999999" w:sz="4"/>
+              <w:right w:val="single" w:color="999999" w:sz="4"/>
+            </w:tcBorders>
+            <w:tcMar>
+              <w:top w:type="dxa" w:w="40"/>
+              <w:left w:type="dxa" w:w="80"/>
+              <w:bottom w:type="dxa" w:w="40"/>
+              <w:right w:type="dxa" w:w="80"/>
+            </w:tcMar>
+          </w:tcPr>
+          <w:p>
+            <w:pPr>
+              <w:jc w:val="center"/>
+            </w:pPr>
+            <w:r>
+              <w:rPr>
+                <w:sz w:val="20"/>
+                <w:szCs w:val="20"/>
+                <w:rFonts w:ascii="Times New Roman" w:cs="Times New Roman" w:eastAsia="Times New Roman" w:hAnsi="Times New Roman"/>
+              </w:rPr>
+              <w:t xml:space="preserve">python -m eventx.tasks.analyze_v7_booster_drivers_20261027</w:t>
+            </w:r>
+          </w:p>
+        </w:tc>
+      </w:tr>
+      <w:tr>
+        <w:trPr>
+          <w:cantSplit/>
+        </w:trPr>
+        <w:tc>
+          <w:tcPr>
+            <w:tcW w:type="dxa" w:w="2527"/>
+            <w:tcBorders>
+              <w:top w:val="single" w:color="999999" w:sz="4"/>
+              <w:left w:val="single" w:color="999999" w:sz="4"/>
+              <w:bottom w:val="single" w:color="999999" w:sz="4"/>
+              <w:right w:val="single" w:color="999999" w:sz="4"/>
+            </w:tcBorders>
+            <w:tcMar>
+              <w:top w:type="dxa" w:w="40"/>
+              <w:left w:type="dxa" w:w="80"/>
+              <w:bottom w:type="dxa" w:w="40"/>
+              <w:right w:type="dxa" w:w="80"/>
+            </w:tcMar>
+          </w:tcPr>
+          <w:p>
+            <w:pPr>
+              <w:jc w:val="left"/>
+            </w:pPr>
+            <w:r>
+              <w:rPr>
+                <w:sz w:val="20"/>
+                <w:szCs w:val="20"/>
+                <w:rFonts w:ascii="Times New Roman" w:cs="Times New Roman" w:eastAsia="Times New Roman" w:hAnsi="Times New Roman"/>
+              </w:rPr>
+              <w:t xml:space="preserve">One-command check</w:t>
+            </w:r>
+          </w:p>
+        </w:tc>
+        <w:tc>
+          <w:tcPr>
+            <w:tcW w:type="dxa" w:w="6499"/>
+            <w:tcBorders>
+              <w:top w:val="single" w:color="999999" w:sz="4"/>
+              <w:left w:val="single" w:color="999999" w:sz="4"/>
+              <w:bottom w:val="single" w:color="999999" w:sz="4"/>
+              <w:right w:val="single" w:color="999999" w:sz="4"/>
+            </w:tcBorders>
+            <w:tcMar>
+              <w:top w:type="dxa" w:w="40"/>
+              <w:left w:type="dxa" w:w="80"/>
+              <w:bottom w:type="dxa" w:w="40"/>
+              <w:right w:type="dxa" w:w="80"/>
+            </w:tcMar>
+          </w:tcPr>
+          <w:p>
+            <w:pPr>
+              <w:jc w:val="center"/>
+            </w:pPr>
+            <w:r>
+              <w:rPr>
+                <w:sz w:val="20"/>
+                <w:szCs w:val="20"/>
+                <w:rFonts w:ascii="Times New Roman" w:cs="Times New Roman" w:eastAsia="Times New Roman" w:hAnsi="Times New Roman"/>
+              </w:rPr>
+              <w:t xml:space="preserve">python -m eventx.tasks.verify_report_reproducibility_20261027 [--recompute]</w:t>
             </w:r>
           </w:p>
         </w:tc>
